--- a/docx/v6/2_標準版/遊戲平台管理系統_UI設計_整合版_標準版.docx
+++ b/docx/v6/2_標準版/遊戲平台管理系統_UI設計_整合版_標準版.docx
@@ -2,7 +2,7 @@
 <file path=word/document.xml><?xml version="1.0" encoding="utf-8"?>
 <w:document xmlns:w="http://schemas.openxmlformats.org/wordprocessingml/2006/main" xmlns:m="http://schemas.openxmlformats.org/officeDocument/2006/math" xmlns:r="http://schemas.openxmlformats.org/officeDocument/2006/relationships" xmlns:o="urn:schemas-microsoft-com:office:office" xmlns:v="urn:schemas-microsoft-com:vml" xmlns:w10="urn:schemas-microsoft-com:office:word" xmlns:a="http://schemas.openxmlformats.org/drawingml/2006/main" xmlns:pic="http://schemas.openxmlformats.org/drawingml/2006/picture" xmlns:wp="http://schemas.openxmlformats.org/drawingml/2006/wordprocessingDrawing">
   <w:body>
-    <w:bookmarkStart w:id="45" w:name="ui-設計詳細說明文件"/>
+    <w:bookmarkStart w:id="60" w:name="ui-設計詳細說明文件"/>
     <w:p>
       <w:pPr>
         <w:pStyle w:val="Heading1"/>
@@ -2209,7 +2209,7 @@
     </w:p>
     <w:bookmarkEnd w:id="22"/>
     <w:bookmarkEnd w:id="23"/>
-    <w:bookmarkStart w:id="29" w:name="介面設計文字框"/>
+    <w:bookmarkStart w:id="44" w:name="介面設計文字框"/>
     <w:p>
       <w:pPr>
         <w:pStyle w:val="Heading2"/>
@@ -2224,7 +2224,7 @@
         <w:t xml:space="preserve">介面設計文字框</w:t>
       </w:r>
     </w:p>
-    <w:bookmarkStart w:id="27" w:name="集中式後台---登入頁面"/>
+    <w:bookmarkStart w:id="39" w:name="集中式後台---登入頁面"/>
     <w:p>
       <w:pPr>
         <w:pStyle w:val="Heading3"/>
@@ -2250,252 +2250,63 @@
     </w:p>
     <w:p>
       <w:pPr>
-        <w:pStyle w:val="SourceCode"/>
-      </w:pPr>
-      <w:r>
-        <w:rPr>
-          <w:rStyle w:val="VerbatimChar"/>
-        </w:rPr>
-        <w:t xml:space="preserve">+======================================================================+</w:t>
-      </w:r>
-      <w:r>
-        <w:br/>
-      </w:r>
-      <w:r>
-        <w:rPr>
-          <w:rStyle w:val="VerbatimChar"/>
-        </w:rPr>
-        <w:t xml:space="preserve">|                                                                      |</w:t>
-      </w:r>
-      <w:r>
-        <w:br/>
-      </w:r>
-      <w:r>
-        <w:rPr>
-          <w:rStyle w:val="VerbatimChar"/>
-        </w:rPr>
-        <w:t xml:space="preserve">|                    </w:t>
-      </w:r>
-      <w:r>
-        <w:rPr>
-          <w:rStyle w:val="VerbatimChar"/>
-          <w:rFonts w:hint="eastAsia"/>
-        </w:rPr>
-        <w:t xml:space="preserve">遊戲平台管理系統</w:t>
-      </w:r>
-      <w:r>
-        <w:rPr>
-          <w:rStyle w:val="VerbatimChar"/>
-        </w:rPr>
-        <w:t xml:space="preserve">                                    |</w:t>
-      </w:r>
-      <w:r>
-        <w:br/>
-      </w:r>
-      <w:r>
-        <w:rPr>
-          <w:rStyle w:val="VerbatimChar"/>
-        </w:rPr>
-        <w:t xml:space="preserve">|                         LOGO                                         |</w:t>
-      </w:r>
-      <w:r>
-        <w:br/>
-      </w:r>
-      <w:r>
-        <w:rPr>
-          <w:rStyle w:val="VerbatimChar"/>
-        </w:rPr>
-        <w:t xml:space="preserve">|                                                                      |</w:t>
-      </w:r>
-      <w:r>
-        <w:br/>
-      </w:r>
-      <w:r>
-        <w:rPr>
-          <w:rStyle w:val="VerbatimChar"/>
-        </w:rPr>
-        <w:t xml:space="preserve">|  +--------------------------------------------------------------+   |</w:t>
-      </w:r>
-      <w:r>
-        <w:br/>
-      </w:r>
-      <w:r>
-        <w:rPr>
-          <w:rStyle w:val="VerbatimChar"/>
-        </w:rPr>
-        <w:t xml:space="preserve">|  |  </w:t>
-      </w:r>
-      <w:r>
-        <w:rPr>
-          <w:rStyle w:val="VerbatimChar"/>
-          <w:rFonts w:hint="eastAsia"/>
-        </w:rPr>
-        <w:t xml:space="preserve">使用者帳號:</w:t>
-      </w:r>
-      <w:r>
-        <w:rPr>
-          <w:rStyle w:val="VerbatimChar"/>
-        </w:rPr>
-        <w:t xml:space="preserve">                                                   |   |</w:t>
-      </w:r>
-      <w:r>
-        <w:br/>
-      </w:r>
-      <w:r>
-        <w:rPr>
-          <w:rStyle w:val="VerbatimChar"/>
-        </w:rPr>
-        <w:t xml:space="preserve">|  |  [ admin                                              ]       |   |</w:t>
-      </w:r>
-      <w:r>
-        <w:br/>
-      </w:r>
-      <w:r>
-        <w:rPr>
-          <w:rStyle w:val="VerbatimChar"/>
-        </w:rPr>
-        <w:t xml:space="preserve">|  +--------------------------------------------------------------+   |</w:t>
-      </w:r>
-      <w:r>
-        <w:br/>
-      </w:r>
-      <w:r>
-        <w:rPr>
-          <w:rStyle w:val="VerbatimChar"/>
-        </w:rPr>
-        <w:t xml:space="preserve">|                                                                      |</w:t>
-      </w:r>
-      <w:r>
-        <w:br/>
-      </w:r>
-      <w:r>
-        <w:rPr>
-          <w:rStyle w:val="VerbatimChar"/>
-        </w:rPr>
-        <w:t xml:space="preserve">|  +--------------------------------------------------------------+   |</w:t>
-      </w:r>
-      <w:r>
-        <w:br/>
-      </w:r>
-      <w:r>
-        <w:rPr>
-          <w:rStyle w:val="VerbatimChar"/>
-        </w:rPr>
-        <w:t xml:space="preserve">|  |  </w:t>
-      </w:r>
-      <w:r>
-        <w:rPr>
-          <w:rStyle w:val="VerbatimChar"/>
-          <w:rFonts w:hint="eastAsia"/>
-        </w:rPr>
-        <w:t xml:space="preserve">密碼:</w:t>
-      </w:r>
-      <w:r>
-        <w:rPr>
-          <w:rStyle w:val="VerbatimChar"/>
-        </w:rPr>
-        <w:t xml:space="preserve">                                                         |   |</w:t>
-      </w:r>
-      <w:r>
-        <w:br/>
-      </w:r>
-      <w:r>
-        <w:rPr>
-          <w:rStyle w:val="VerbatimChar"/>
-        </w:rPr>
-        <w:t xml:space="preserve">|  |  [ ************************************ ]                    |   |</w:t>
-      </w:r>
-      <w:r>
-        <w:br/>
-      </w:r>
-      <w:r>
-        <w:rPr>
-          <w:rStyle w:val="VerbatimChar"/>
-        </w:rPr>
-        <w:t xml:space="preserve">|  +--------------------------------------------------------------+   |</w:t>
-      </w:r>
-      <w:r>
-        <w:br/>
-      </w:r>
-      <w:r>
-        <w:rPr>
-          <w:rStyle w:val="VerbatimChar"/>
-        </w:rPr>
-        <w:t xml:space="preserve">|                                                                      |</w:t>
-      </w:r>
-      <w:r>
-        <w:br/>
-      </w:r>
-      <w:r>
-        <w:rPr>
-          <w:rStyle w:val="VerbatimChar"/>
-        </w:rPr>
-        <w:t xml:space="preserve">|              [ </w:t>
-      </w:r>
-      <w:r>
-        <w:rPr>
-          <w:rStyle w:val="VerbatimChar"/>
-          <w:rFonts w:hint="eastAsia"/>
-        </w:rPr>
-        <w:t xml:space="preserve">登入</w:t>
-      </w:r>
-      <w:r>
-        <w:rPr>
-          <w:rStyle w:val="VerbatimChar"/>
-        </w:rPr>
-        <w:t xml:space="preserve"> ]                                                |</w:t>
-      </w:r>
-      <w:r>
-        <w:br/>
-      </w:r>
-      <w:r>
-        <w:rPr>
-          <w:rStyle w:val="VerbatimChar"/>
-        </w:rPr>
-        <w:t xml:space="preserve">|                                                                      |</w:t>
-      </w:r>
-      <w:r>
-        <w:br/>
-      </w:r>
-      <w:r>
-        <w:rPr>
-          <w:rStyle w:val="VerbatimChar"/>
-        </w:rPr>
-        <w:t xml:space="preserve">|  © 2026 </w:t>
-      </w:r>
-      <w:r>
-        <w:rPr>
-          <w:rStyle w:val="VerbatimChar"/>
-          <w:rFonts w:hint="eastAsia"/>
-        </w:rPr>
-        <w:t xml:space="preserve">遊戲平台管理系統</w:t>
-      </w:r>
-      <w:r>
-        <w:rPr>
-          <w:rStyle w:val="VerbatimChar"/>
-        </w:rPr>
-        <w:t xml:space="preserve"> v2.0                                      |</w:t>
-      </w:r>
-      <w:r>
-        <w:br/>
-      </w:r>
-      <w:r>
-        <w:rPr>
-          <w:rStyle w:val="VerbatimChar"/>
-        </w:rPr>
-        <w:t xml:space="preserve">|                                                                      |</w:t>
-      </w:r>
-      <w:r>
-        <w:br/>
-      </w:r>
-      <w:r>
-        <w:rPr>
-          <w:rStyle w:val="VerbatimChar"/>
-        </w:rPr>
-        <w:t xml:space="preserve">+======================================================================+</w:t>
-      </w:r>
-    </w:p>
-    <w:bookmarkStart w:id="24" w:name="畫面-dashboard-戰情室"/>
+        <w:pStyle w:val="CaptionedFigure"/>
+      </w:pPr>
+      <w:r>
+        <w:drawing>
+          <wp:inline>
+            <wp:extent cx="5334000" cy="3333750"/>
+            <wp:effectExtent b="0" l="0" r="0" t="0"/>
+            <wp:docPr descr="登入頁面" title="" id="25" name="Picture"/>
+            <a:graphic>
+              <a:graphicData uri="http://schemas.openxmlformats.org/drawingml/2006/picture">
+                <pic:pic>
+                  <pic:nvPicPr>
+                    <pic:cNvPr descr="../assets/mockup_login.png" id="26" name="Picture"/>
+                    <pic:cNvPicPr>
+                      <a:picLocks noChangeArrowheads="1" noChangeAspect="1"/>
+                    </pic:cNvPicPr>
+                  </pic:nvPicPr>
+                  <pic:blipFill>
+                    <a:blip r:embed="rId24"/>
+                    <a:stretch>
+                      <a:fillRect/>
+                    </a:stretch>
+                  </pic:blipFill>
+                  <pic:spPr bwMode="auto">
+                    <a:xfrm>
+                      <a:off x="0" y="0"/>
+                      <a:ext cx="5334000" cy="3333750"/>
+                    </a:xfrm>
+                    <a:prstGeom prst="rect">
+                      <a:avLst/>
+                    </a:prstGeom>
+                    <a:noFill/>
+                    <a:ln w="9525">
+                      <a:noFill/>
+                      <a:headEnd/>
+                      <a:tailEnd/>
+                    </a:ln>
+                  </pic:spPr>
+                </pic:pic>
+              </a:graphicData>
+            </a:graphic>
+          </wp:inline>
+        </w:drawing>
+      </w:r>
+    </w:p>
+    <w:p>
+      <w:pPr>
+        <w:pStyle w:val="ImageCaption"/>
+      </w:pPr>
+      <w:r>
+        <w:rPr>
+          <w:rFonts w:hint="eastAsia"/>
+        </w:rPr>
+        <w:t xml:space="preserve">登入頁面</w:t>
+      </w:r>
+    </w:p>
+    <w:bookmarkStart w:id="30" w:name="畫面-dashboard-戰情室"/>
     <w:p>
       <w:pPr>
         <w:pStyle w:val="Heading4"/>
@@ -2518,1244 +2329,162 @@
     </w:p>
     <w:p>
       <w:pPr>
-        <w:pStyle w:val="SourceCode"/>
-      </w:pPr>
-      <w:r>
-        <w:rPr>
-          <w:rStyle w:val="VerbatimChar"/>
-        </w:rPr>
-        <w:t xml:space="preserve">+======================================================================+</w:t>
-      </w:r>
-      <w:r>
-        <w:br/>
-      </w:r>
-      <w:r>
-        <w:rPr>
-          <w:rStyle w:val="VerbatimChar"/>
-        </w:rPr>
-        <w:t xml:space="preserve">|  </w:t>
-      </w:r>
-      <w:r>
-        <w:rPr>
-          <w:rStyle w:val="VerbatimChar"/>
-          <w:rFonts w:hint="eastAsia"/>
-        </w:rPr>
-        <w:t xml:space="preserve">[系統LOGO]</w:t>
-      </w:r>
-      <w:r>
-        <w:rPr>
-          <w:rStyle w:val="VerbatimChar"/>
-        </w:rPr>
-        <w:t xml:space="preserve">    </w:t>
-      </w:r>
-      <w:r>
-        <w:rPr>
-          <w:rStyle w:val="VerbatimChar"/>
-          <w:rFonts w:hint="eastAsia"/>
-        </w:rPr>
-        <w:t xml:space="preserve">[儀表板]</w:t>
-      </w:r>
-      <w:r>
-        <w:rPr>
-          <w:rStyle w:val="VerbatimChar"/>
-        </w:rPr>
+        <w:pStyle w:val="CaptionedFigure"/>
+      </w:pPr>
+      <w:r>
+        <w:drawing>
+          <wp:inline>
+            <wp:extent cx="5334000" cy="3333750"/>
+            <wp:effectExtent b="0" l="0" r="0" t="0"/>
+            <wp:docPr descr="戰情室 Dashboard" title="" id="28" name="Picture"/>
+            <a:graphic>
+              <a:graphicData uri="http://schemas.openxmlformats.org/drawingml/2006/picture">
+                <pic:pic>
+                  <pic:nvPicPr>
+                    <pic:cNvPr descr="../assets/mockup_dashboard.png" id="29" name="Picture"/>
+                    <pic:cNvPicPr>
+                      <a:picLocks noChangeArrowheads="1" noChangeAspect="1"/>
+                    </pic:cNvPicPr>
+                  </pic:nvPicPr>
+                  <pic:blipFill>
+                    <a:blip r:embed="rId27"/>
+                    <a:stretch>
+                      <a:fillRect/>
+                    </a:stretch>
+                  </pic:blipFill>
+                  <pic:spPr bwMode="auto">
+                    <a:xfrm>
+                      <a:off x="0" y="0"/>
+                      <a:ext cx="5334000" cy="3333750"/>
+                    </a:xfrm>
+                    <a:prstGeom prst="rect">
+                      <a:avLst/>
+                    </a:prstGeom>
+                    <a:noFill/>
+                    <a:ln w="9525">
+                      <a:noFill/>
+                      <a:headEnd/>
+                      <a:tailEnd/>
+                    </a:ln>
+                  </pic:spPr>
+                </pic:pic>
+              </a:graphicData>
+            </a:graphic>
+          </wp:inline>
+        </w:drawing>
+      </w:r>
+    </w:p>
+    <w:p>
+      <w:pPr>
+        <w:pStyle w:val="ImageCaption"/>
+      </w:pPr>
+      <w:r>
+        <w:rPr>
+          <w:rFonts w:hint="eastAsia"/>
+        </w:rPr>
+        <w:t xml:space="preserve">戰情室</w:t>
+      </w:r>
+      <w:r>
+        <w:t xml:space="preserve"> Dashboard</w:t>
+      </w:r>
+    </w:p>
+    <w:bookmarkEnd w:id="30"/>
+    <w:bookmarkStart w:id="34" w:name="畫面-多帳號管理"/>
+    <w:p>
+      <w:pPr>
+        <w:pStyle w:val="Heading4"/>
+      </w:pPr>
+      <w:r>
+        <w:rPr>
+          <w:rFonts w:hint="eastAsia"/>
+        </w:rPr>
+        <w:t xml:space="preserve">[畫面]</w:t>
+      </w:r>
+      <w:r>
         <w:t xml:space="preserve"> </w:t>
       </w:r>
       <w:r>
         <w:rPr>
-          <w:rStyle w:val="VerbatimChar"/>
-          <w:rFonts w:hint="eastAsia"/>
-        </w:rPr>
-        <w:t xml:space="preserve">[機台]</w:t>
-      </w:r>
-      <w:r>
-        <w:rPr>
-          <w:rStyle w:val="VerbatimChar"/>
-        </w:rPr>
+          <w:rFonts w:hint="eastAsia"/>
+        </w:rPr>
+        <w:t xml:space="preserve">多帳號管理</w:t>
+      </w:r>
+    </w:p>
+    <w:p>
+      <w:pPr>
+        <w:pStyle w:val="CaptionedFigure"/>
+      </w:pPr>
+      <w:r>
+        <w:drawing>
+          <wp:inline>
+            <wp:extent cx="5334000" cy="3333750"/>
+            <wp:effectExtent b="0" l="0" r="0" t="0"/>
+            <wp:docPr descr="多帳號管理列表" title="" id="32" name="Picture"/>
+            <a:graphic>
+              <a:graphicData uri="http://schemas.openxmlformats.org/drawingml/2006/picture">
+                <pic:pic>
+                  <pic:nvPicPr>
+                    <pic:cNvPr descr="../assets/mockup_std_agent_list.png" id="33" name="Picture"/>
+                    <pic:cNvPicPr>
+                      <a:picLocks noChangeArrowheads="1" noChangeAspect="1"/>
+                    </pic:cNvPicPr>
+                  </pic:nvPicPr>
+                  <pic:blipFill>
+                    <a:blip r:embed="rId31"/>
+                    <a:stretch>
+                      <a:fillRect/>
+                    </a:stretch>
+                  </pic:blipFill>
+                  <pic:spPr bwMode="auto">
+                    <a:xfrm>
+                      <a:off x="0" y="0"/>
+                      <a:ext cx="5334000" cy="3333750"/>
+                    </a:xfrm>
+                    <a:prstGeom prst="rect">
+                      <a:avLst/>
+                    </a:prstGeom>
+                    <a:noFill/>
+                    <a:ln w="9525">
+                      <a:noFill/>
+                      <a:headEnd/>
+                      <a:tailEnd/>
+                    </a:ln>
+                  </pic:spPr>
+                </pic:pic>
+              </a:graphicData>
+            </a:graphic>
+          </wp:inline>
+        </w:drawing>
+      </w:r>
+    </w:p>
+    <w:p>
+      <w:pPr>
+        <w:pStyle w:val="ImageCaption"/>
+      </w:pPr>
+      <w:r>
+        <w:rPr>
+          <w:rFonts w:hint="eastAsia"/>
+        </w:rPr>
+        <w:t xml:space="preserve">多帳號管理列表</w:t>
+      </w:r>
+    </w:p>
+    <w:bookmarkEnd w:id="34"/>
+    <w:bookmarkStart w:id="38" w:name="畫面-遊戲商串接管理"/>
+    <w:p>
+      <w:pPr>
+        <w:pStyle w:val="Heading4"/>
+      </w:pPr>
+      <w:r>
+        <w:rPr>
+          <w:rFonts w:hint="eastAsia"/>
+        </w:rPr>
+        <w:t xml:space="preserve">[畫面]</w:t>
+      </w:r>
+      <w:r>
         <w:t xml:space="preserve"> </w:t>
       </w:r>
       <w:r>
         <w:rPr>
-          <w:rStyle w:val="VerbatimChar"/>
-          <w:rFonts w:hint="eastAsia"/>
-        </w:rPr>
-        <w:t xml:space="preserve">[遊戲]</w:t>
-      </w:r>
-      <w:r>
-        <w:rPr>
-          <w:rStyle w:val="VerbatimChar"/>
-        </w:rPr>
-        <w:t xml:space="preserve"> </w:t>
-      </w:r>
-      <w:r>
-        <w:rPr>
-          <w:rStyle w:val="VerbatimChar"/>
-          <w:rFonts w:hint="eastAsia"/>
-        </w:rPr>
-        <w:t xml:space="preserve">[玩家]</w:t>
-      </w:r>
-      <w:r>
-        <w:rPr>
-          <w:rStyle w:val="VerbatimChar"/>
-        </w:rPr>
-        <w:t xml:space="preserve"> </w:t>
-      </w:r>
-      <w:r>
-        <w:rPr>
-          <w:rStyle w:val="VerbatimChar"/>
-          <w:rFonts w:hint="eastAsia"/>
-        </w:rPr>
-        <w:t xml:space="preserve">[交易]</w:t>
-      </w:r>
-      <w:r>
-        <w:rPr>
-          <w:rStyle w:val="VerbatimChar"/>
-        </w:rPr>
-        <w:t xml:space="preserve"> </w:t>
-      </w:r>
-      <w:r>
-        <w:rPr>
-          <w:rStyle w:val="VerbatimChar"/>
-          <w:rFonts w:hint="eastAsia"/>
-        </w:rPr>
-        <w:t xml:space="preserve">[多帳號]</w:t>
-      </w:r>
-      <w:r>
-        <w:rPr>
-          <w:rStyle w:val="VerbatimChar"/>
-        </w:rPr>
-        <w:t xml:space="preserve"> </w:t>
-      </w:r>
-      <w:r>
-        <w:rPr>
-          <w:rStyle w:val="VerbatimChar"/>
-          <w:rFonts w:hint="eastAsia"/>
-        </w:rPr>
-        <w:t xml:space="preserve">[權限]</w:t>
-      </w:r>
-      <w:r>
-        <w:rPr>
-          <w:rStyle w:val="VerbatimChar"/>
-        </w:rPr>
-        <w:t xml:space="preserve">   |</w:t>
-      </w:r>
-      <w:r>
-        <w:br/>
-      </w:r>
-      <w:r>
-        <w:rPr>
-          <w:rStyle w:val="VerbatimChar"/>
-        </w:rPr>
-        <w:t xml:space="preserve">+======================================================================+</w:t>
-      </w:r>
-      <w:r>
-        <w:br/>
-      </w:r>
-      <w:r>
-        <w:rPr>
-          <w:rStyle w:val="VerbatimChar"/>
-        </w:rPr>
-        <w:t xml:space="preserve">|                                                                      |</w:t>
-      </w:r>
-      <w:r>
-        <w:br/>
-      </w:r>
-      <w:r>
-        <w:rPr>
-          <w:rStyle w:val="VerbatimChar"/>
-        </w:rPr>
-        <w:t xml:space="preserve">|  ████ </w:t>
-      </w:r>
-      <w:r>
-        <w:rPr>
-          <w:rStyle w:val="VerbatimChar"/>
-          <w:rFonts w:hint="eastAsia"/>
-        </w:rPr>
-        <w:t xml:space="preserve">戰情室</w:t>
-      </w:r>
-      <w:r>
-        <w:rPr>
-          <w:rStyle w:val="VerbatimChar"/>
-        </w:rPr>
-        <w:t xml:space="preserve"> Dashboard ████                                         |</w:t>
-      </w:r>
-      <w:r>
-        <w:br/>
-      </w:r>
-      <w:r>
-        <w:rPr>
-          <w:rStyle w:val="VerbatimChar"/>
-        </w:rPr>
-        <w:t xml:space="preserve">|                                                                      |</w:t>
-      </w:r>
-      <w:r>
-        <w:br/>
-      </w:r>
-      <w:r>
-        <w:rPr>
-          <w:rStyle w:val="VerbatimChar"/>
-        </w:rPr>
-        <w:t xml:space="preserve">|  +---------------------------+  +---------------------------+        |</w:t>
-      </w:r>
-      <w:r>
-        <w:br/>
-      </w:r>
-      <w:r>
-        <w:rPr>
-          <w:rStyle w:val="VerbatimChar"/>
-        </w:rPr>
-        <w:t xml:space="preserve">|  |   </w:t>
-      </w:r>
-      <w:r>
-        <w:rPr>
-          <w:rStyle w:val="VerbatimChar"/>
-          <w:rFonts w:hint="eastAsia"/>
-        </w:rPr>
-        <w:t xml:space="preserve">昨日</w:t>
-      </w:r>
-      <w:r>
-        <w:rPr>
-          <w:rStyle w:val="VerbatimChar"/>
-        </w:rPr>
-        <w:t xml:space="preserve"> vs </w:t>
-      </w:r>
-      <w:r>
-        <w:rPr>
-          <w:rStyle w:val="VerbatimChar"/>
-          <w:rFonts w:hint="eastAsia"/>
-        </w:rPr>
-        <w:t xml:space="preserve">今日</w:t>
-      </w:r>
-      <w:r>
-        <w:rPr>
-          <w:rStyle w:val="VerbatimChar"/>
-        </w:rPr>
-        <w:t xml:space="preserve"> </w:t>
-      </w:r>
-      <w:r>
-        <w:rPr>
-          <w:rStyle w:val="VerbatimChar"/>
-          <w:rFonts w:hint="eastAsia"/>
-        </w:rPr>
-        <w:t xml:space="preserve">營收圖</w:t>
-      </w:r>
-      <w:r>
-        <w:rPr>
-          <w:rStyle w:val="VerbatimChar"/>
-        </w:rPr>
-        <w:t xml:space="preserve">     |  |     </w:t>
-      </w:r>
-      <w:r>
-        <w:rPr>
-          <w:rStyle w:val="VerbatimChar"/>
-          <w:rFonts w:hint="eastAsia"/>
-        </w:rPr>
-        <w:t xml:space="preserve">機台狀態</w:t>
-      </w:r>
-      <w:r>
-        <w:rPr>
-          <w:rStyle w:val="VerbatimChar"/>
-        </w:rPr>
-        <w:t xml:space="preserve"> </w:t>
-      </w:r>
-      <w:r>
-        <w:rPr>
-          <w:rStyle w:val="VerbatimChar"/>
-          <w:rFonts w:hint="eastAsia"/>
-        </w:rPr>
-        <w:t xml:space="preserve">圓餅圖</w:t>
-      </w:r>
-      <w:r>
-        <w:rPr>
-          <w:rStyle w:val="VerbatimChar"/>
-        </w:rPr>
-        <w:t xml:space="preserve">      |        |</w:t>
-      </w:r>
-      <w:r>
-        <w:br/>
-      </w:r>
-      <w:r>
-        <w:rPr>
-          <w:rStyle w:val="VerbatimChar"/>
-        </w:rPr>
-        <w:t xml:space="preserve">|  |   [=================]     |  |   🟢 </w:t>
-      </w:r>
-      <w:r>
-        <w:rPr>
-          <w:rStyle w:val="VerbatimChar"/>
-          <w:rFonts w:hint="eastAsia"/>
-        </w:rPr>
-        <w:t xml:space="preserve">45台</w:t>
-      </w:r>
-      <w:r>
-        <w:rPr>
-          <w:rStyle w:val="VerbatimChar"/>
-        </w:rPr>
-        <w:t xml:space="preserve">  🔴 </w:t>
-      </w:r>
-      <w:r>
-        <w:rPr>
-          <w:rStyle w:val="VerbatimChar"/>
-          <w:rFonts w:hint="eastAsia"/>
-        </w:rPr>
-        <w:t xml:space="preserve">5台</w:t>
-      </w:r>
-      <w:r>
-        <w:rPr>
-          <w:rStyle w:val="VerbatimChar"/>
-        </w:rPr>
-        <w:t xml:space="preserve">         |        |</w:t>
-      </w:r>
-      <w:r>
-        <w:br/>
-      </w:r>
-      <w:r>
-        <w:rPr>
-          <w:rStyle w:val="VerbatimChar"/>
-        </w:rPr>
-        <w:t xml:space="preserve">|  |   [=================]     |  |                           |        |</w:t>
-      </w:r>
-      <w:r>
-        <w:br/>
-      </w:r>
-      <w:r>
-        <w:rPr>
-          <w:rStyle w:val="VerbatimChar"/>
-        </w:rPr>
-        <w:t xml:space="preserve">|  |   </w:t>
-      </w:r>
-      <w:r>
-        <w:rPr>
-          <w:rStyle w:val="VerbatimChar"/>
-          <w:rFonts w:hint="eastAsia"/>
-        </w:rPr>
-        <w:t xml:space="preserve">昨日:</w:t>
-      </w:r>
-      <w:r>
-        <w:rPr>
-          <w:rStyle w:val="VerbatimChar"/>
-        </w:rPr>
-        <w:t xml:space="preserve"> $120,000         |  |   [███████████░░░] 90%    |        |</w:t>
-      </w:r>
-      <w:r>
-        <w:br/>
-      </w:r>
-      <w:r>
-        <w:rPr>
-          <w:rStyle w:val="VerbatimChar"/>
-        </w:rPr>
-        <w:t xml:space="preserve">|  |   </w:t>
-      </w:r>
-      <w:r>
-        <w:rPr>
-          <w:rStyle w:val="VerbatimChar"/>
-          <w:rFonts w:hint="eastAsia"/>
-        </w:rPr>
-        <w:t xml:space="preserve">今日:</w:t>
-      </w:r>
-      <w:r>
-        <w:rPr>
-          <w:rStyle w:val="VerbatimChar"/>
-        </w:rPr>
-        <w:t xml:space="preserve"> $145,000         |  |                           |        |</w:t>
-      </w:r>
-      <w:r>
-        <w:br/>
-      </w:r>
-      <w:r>
-        <w:rPr>
-          <w:rStyle w:val="VerbatimChar"/>
-        </w:rPr>
-        <w:t xml:space="preserve">|  +---------------------------+  +---------------------------+        |</w:t>
-      </w:r>
-      <w:r>
-        <w:br/>
-      </w:r>
-      <w:r>
-        <w:rPr>
-          <w:rStyle w:val="VerbatimChar"/>
-        </w:rPr>
-        <w:t xml:space="preserve">|                                                                      |</w:t>
-      </w:r>
-      <w:r>
-        <w:br/>
-      </w:r>
-      <w:r>
-        <w:rPr>
-          <w:rStyle w:val="VerbatimChar"/>
-        </w:rPr>
-        <w:t xml:space="preserve">|  ████ </w:t>
-      </w:r>
-      <w:r>
-        <w:rPr>
-          <w:rStyle w:val="VerbatimChar"/>
-          <w:rFonts w:hint="eastAsia"/>
-        </w:rPr>
-        <w:t xml:space="preserve">機台狀態即時監控</w:t>
-      </w:r>
-      <w:r>
-        <w:rPr>
-          <w:rStyle w:val="VerbatimChar"/>
-        </w:rPr>
-        <w:t xml:space="preserve"> ████                                         |</w:t>
-      </w:r>
-      <w:r>
-        <w:br/>
-      </w:r>
-      <w:r>
-        <w:rPr>
-          <w:rStyle w:val="VerbatimChar"/>
-        </w:rPr>
-        <w:t xml:space="preserve">|                                                                      |</w:t>
-      </w:r>
-      <w:r>
-        <w:br/>
-      </w:r>
-      <w:r>
-        <w:rPr>
-          <w:rStyle w:val="VerbatimChar"/>
-        </w:rPr>
-        <w:t xml:space="preserve">|  +----------------------------------------------------------------+  |</w:t>
-      </w:r>
-      <w:r>
-        <w:br/>
-      </w:r>
-      <w:r>
-        <w:rPr>
-          <w:rStyle w:val="VerbatimChar"/>
-        </w:rPr>
-        <w:t xml:space="preserve">|  | </w:t>
-      </w:r>
-      <w:r>
-        <w:rPr>
-          <w:rStyle w:val="VerbatimChar"/>
-          <w:rFonts w:hint="eastAsia"/>
-        </w:rPr>
-        <w:t xml:space="preserve">機台編號</w:t>
-      </w:r>
-      <w:r>
-        <w:rPr>
-          <w:rStyle w:val="VerbatimChar"/>
-        </w:rPr>
-        <w:t xml:space="preserve"> | </w:t>
-      </w:r>
-      <w:r>
-        <w:rPr>
-          <w:rStyle w:val="VerbatimChar"/>
-          <w:rFonts w:hint="eastAsia"/>
-        </w:rPr>
-        <w:t xml:space="preserve">狀態</w:t>
-      </w:r>
-      <w:r>
-        <w:rPr>
-          <w:rStyle w:val="VerbatimChar"/>
-        </w:rPr>
-        <w:t xml:space="preserve"> │ </w:t>
-      </w:r>
-      <w:r>
-        <w:rPr>
-          <w:rStyle w:val="VerbatimChar"/>
-          <w:rFonts w:hint="eastAsia"/>
-        </w:rPr>
-        <w:t xml:space="preserve">位置</w:t>
-      </w:r>
-      <w:r>
-        <w:rPr>
-          <w:rStyle w:val="VerbatimChar"/>
-        </w:rPr>
-        <w:t xml:space="preserve">   │ </w:t>
-      </w:r>
-      <w:r>
-        <w:rPr>
-          <w:rStyle w:val="VerbatimChar"/>
-          <w:rFonts w:hint="eastAsia"/>
-        </w:rPr>
-        <w:t xml:space="preserve">今日營收</w:t>
-      </w:r>
-      <w:r>
-        <w:rPr>
-          <w:rStyle w:val="VerbatimChar"/>
-        </w:rPr>
-        <w:t xml:space="preserve"> │ </w:t>
-      </w:r>
-      <w:r>
-        <w:rPr>
-          <w:rStyle w:val="VerbatimChar"/>
-          <w:rFonts w:hint="eastAsia"/>
-        </w:rPr>
-        <w:t xml:space="preserve">最後心跳</w:t>
-      </w:r>
-      <w:r>
-        <w:rPr>
-          <w:rStyle w:val="VerbatimChar"/>
-        </w:rPr>
-        <w:t xml:space="preserve"> │             |  |</w:t>
-      </w:r>
-      <w:r>
-        <w:br/>
-      </w:r>
-      <w:r>
-        <w:rPr>
-          <w:rStyle w:val="VerbatimChar"/>
-        </w:rPr>
-        <w:t xml:space="preserve">|  |----------|------|---------|-----------|----------|             |  |</w:t>
-      </w:r>
-      <w:r>
-        <w:br/>
-      </w:r>
-      <w:r>
-        <w:rPr>
-          <w:rStyle w:val="VerbatimChar"/>
-        </w:rPr>
-        <w:t xml:space="preserve">|  | A-01     | 🟢   | </w:t>
-      </w:r>
-      <w:r>
-        <w:rPr>
-          <w:rStyle w:val="VerbatimChar"/>
-          <w:rFonts w:hint="eastAsia"/>
-        </w:rPr>
-        <w:t xml:space="preserve">門市A</w:t>
-      </w:r>
-      <w:r>
-        <w:rPr>
-          <w:rStyle w:val="VerbatimChar"/>
-        </w:rPr>
-        <w:t xml:space="preserve">  | $12,500   | </w:t>
-      </w:r>
-      <w:r>
-        <w:rPr>
-          <w:rStyle w:val="VerbatimChar"/>
-          <w:rFonts w:hint="eastAsia"/>
-        </w:rPr>
-        <w:t xml:space="preserve">1分鐘前</w:t>
-      </w:r>
-      <w:r>
-        <w:rPr>
-          <w:rStyle w:val="VerbatimChar"/>
-        </w:rPr>
-        <w:t xml:space="preserve">  |             |  |</w:t>
-      </w:r>
-      <w:r>
-        <w:br/>
-      </w:r>
-      <w:r>
-        <w:rPr>
-          <w:rStyle w:val="VerbatimChar"/>
-        </w:rPr>
-        <w:t xml:space="preserve">|  | A-02     | 🔴   | </w:t>
-      </w:r>
-      <w:r>
-        <w:rPr>
-          <w:rStyle w:val="VerbatimChar"/>
-          <w:rFonts w:hint="eastAsia"/>
-        </w:rPr>
-        <w:t xml:space="preserve">門市B</w:t>
-      </w:r>
-      <w:r>
-        <w:rPr>
-          <w:rStyle w:val="VerbatimChar"/>
-        </w:rPr>
-        <w:t xml:space="preserve">  | $8,200    | </w:t>
-      </w:r>
-      <w:r>
-        <w:rPr>
-          <w:rStyle w:val="VerbatimChar"/>
-          <w:rFonts w:hint="eastAsia"/>
-        </w:rPr>
-        <w:t xml:space="preserve">15分鐘前</w:t>
-      </w:r>
-      <w:r>
-        <w:rPr>
-          <w:rStyle w:val="VerbatimChar"/>
-        </w:rPr>
-        <w:t xml:space="preserve"> |             |  |</w:t>
-      </w:r>
-      <w:r>
-        <w:br/>
-      </w:r>
-      <w:r>
-        <w:rPr>
-          <w:rStyle w:val="VerbatimChar"/>
-        </w:rPr>
-        <w:t xml:space="preserve">|  | A-03     | 🟢   | </w:t>
-      </w:r>
-      <w:r>
-        <w:rPr>
-          <w:rStyle w:val="VerbatimChar"/>
-          <w:rFonts w:hint="eastAsia"/>
-        </w:rPr>
-        <w:t xml:space="preserve">門市C</w:t>
-      </w:r>
-      <w:r>
-        <w:rPr>
-          <w:rStyle w:val="VerbatimChar"/>
-        </w:rPr>
-        <w:t xml:space="preserve">  | $15,000   | </w:t>
-      </w:r>
-      <w:r>
-        <w:rPr>
-          <w:rStyle w:val="VerbatimChar"/>
-          <w:rFonts w:hint="eastAsia"/>
-        </w:rPr>
-        <w:t xml:space="preserve">30秒前</w:t>
-      </w:r>
-      <w:r>
-        <w:rPr>
-          <w:rStyle w:val="VerbatimChar"/>
-        </w:rPr>
-        <w:t xml:space="preserve">   |             |  |</w:t>
-      </w:r>
-      <w:r>
-        <w:br/>
-      </w:r>
-      <w:r>
-        <w:rPr>
-          <w:rStyle w:val="VerbatimChar"/>
-        </w:rPr>
-        <w:t xml:space="preserve">|  +----------------------------------------------------------------+  |</w:t>
-      </w:r>
-      <w:r>
-        <w:br/>
-      </w:r>
-      <w:r>
-        <w:rPr>
-          <w:rStyle w:val="VerbatimChar"/>
-        </w:rPr>
-        <w:t xml:space="preserve">|                                                                      |</w:t>
-      </w:r>
-      <w:r>
-        <w:br/>
-      </w:r>
-      <w:r>
-        <w:rPr>
-          <w:rStyle w:val="VerbatimChar"/>
-        </w:rPr>
-        <w:t xml:space="preserve">+======================================================================+</w:t>
-      </w:r>
-    </w:p>
-    <w:bookmarkEnd w:id="24"/>
-    <w:bookmarkStart w:id="25" w:name="畫面-多帳號管理"/>
-    <w:p>
-      <w:pPr>
-        <w:pStyle w:val="Heading4"/>
-      </w:pPr>
-      <w:r>
-        <w:rPr>
-          <w:rFonts w:hint="eastAsia"/>
-        </w:rPr>
-        <w:t xml:space="preserve">[畫面]</w:t>
-      </w:r>
-      <w:r>
-        <w:t xml:space="preserve"> </w:t>
-      </w:r>
-      <w:r>
-        <w:rPr>
-          <w:rFonts w:hint="eastAsia"/>
-        </w:rPr>
-        <w:t xml:space="preserve">多帳號管理</w:t>
-      </w:r>
-    </w:p>
-    <w:p>
-      <w:pPr>
-        <w:pStyle w:val="SourceCode"/>
-      </w:pPr>
-      <w:r>
-        <w:rPr>
-          <w:rStyle w:val="VerbatimChar"/>
-        </w:rPr>
-        <w:t xml:space="preserve">+======================================================================+</w:t>
-      </w:r>
-      <w:r>
-        <w:br/>
-      </w:r>
-      <w:r>
-        <w:rPr>
-          <w:rStyle w:val="VerbatimChar"/>
-        </w:rPr>
-        <w:t xml:space="preserve">|  </w:t>
-      </w:r>
-      <w:r>
-        <w:rPr>
-          <w:rStyle w:val="VerbatimChar"/>
-          <w:rFonts w:hint="eastAsia"/>
-        </w:rPr>
-        <w:t xml:space="preserve">[系統LOGO]</w:t>
-      </w:r>
-      <w:r>
-        <w:rPr>
-          <w:rStyle w:val="VerbatimChar"/>
-        </w:rPr>
-        <w:t xml:space="preserve">    </w:t>
-      </w:r>
-      <w:r>
-        <w:rPr>
-          <w:rStyle w:val="VerbatimChar"/>
-          <w:rFonts w:hint="eastAsia"/>
-        </w:rPr>
-        <w:t xml:space="preserve">[儀表板]</w:t>
-      </w:r>
-      <w:r>
-        <w:rPr>
-          <w:rStyle w:val="VerbatimChar"/>
-        </w:rPr>
-        <w:t xml:space="preserve"> </w:t>
-      </w:r>
-      <w:r>
-        <w:rPr>
-          <w:rStyle w:val="VerbatimChar"/>
-          <w:rFonts w:hint="eastAsia"/>
-        </w:rPr>
-        <w:t xml:space="preserve">[機台]</w:t>
-      </w:r>
-      <w:r>
-        <w:rPr>
-          <w:rStyle w:val="VerbatimChar"/>
-        </w:rPr>
-        <w:t xml:space="preserve"> </w:t>
-      </w:r>
-      <w:r>
-        <w:rPr>
-          <w:rStyle w:val="VerbatimChar"/>
-          <w:rFonts w:hint="eastAsia"/>
-        </w:rPr>
-        <w:t xml:space="preserve">[遊戲]</w:t>
-      </w:r>
-      <w:r>
-        <w:rPr>
-          <w:rStyle w:val="VerbatimChar"/>
-        </w:rPr>
-        <w:t xml:space="preserve"> </w:t>
-      </w:r>
-      <w:r>
-        <w:rPr>
-          <w:rStyle w:val="VerbatimChar"/>
-          <w:rFonts w:hint="eastAsia"/>
-        </w:rPr>
-        <w:t xml:space="preserve">[玩家]</w:t>
-      </w:r>
-      <w:r>
-        <w:rPr>
-          <w:rStyle w:val="VerbatimChar"/>
-        </w:rPr>
-        <w:t xml:space="preserve"> </w:t>
-      </w:r>
-      <w:r>
-        <w:rPr>
-          <w:rStyle w:val="VerbatimChar"/>
-          <w:rFonts w:hint="eastAsia"/>
-        </w:rPr>
-        <w:t xml:space="preserve">[交易]</w:t>
-      </w:r>
-      <w:r>
-        <w:rPr>
-          <w:rStyle w:val="VerbatimChar"/>
-        </w:rPr>
-        <w:t xml:space="preserve"> </w:t>
-      </w:r>
-      <w:r>
-        <w:rPr>
-          <w:rStyle w:val="VerbatimChar"/>
-          <w:rFonts w:hint="eastAsia"/>
-        </w:rPr>
-        <w:t xml:space="preserve">[多帳號]</w:t>
-      </w:r>
-      <w:r>
-        <w:rPr>
-          <w:rStyle w:val="VerbatimChar"/>
-        </w:rPr>
-        <w:t xml:space="preserve"> </w:t>
-      </w:r>
-      <w:r>
-        <w:rPr>
-          <w:rStyle w:val="VerbatimChar"/>
-          <w:rFonts w:hint="eastAsia"/>
-        </w:rPr>
-        <w:t xml:space="preserve">[權限]</w:t>
-      </w:r>
-      <w:r>
-        <w:rPr>
-          <w:rStyle w:val="VerbatimChar"/>
-        </w:rPr>
-        <w:t xml:space="preserve"> |</w:t>
-      </w:r>
-      <w:r>
-        <w:br/>
-      </w:r>
-      <w:r>
-        <w:rPr>
-          <w:rStyle w:val="VerbatimChar"/>
-        </w:rPr>
-        <w:t xml:space="preserve">+======================================================================+</w:t>
-      </w:r>
-      <w:r>
-        <w:br/>
-      </w:r>
-      <w:r>
-        <w:rPr>
-          <w:rStyle w:val="VerbatimChar"/>
-        </w:rPr>
-        <w:t xml:space="preserve">|                                                                      |</w:t>
-      </w:r>
-      <w:r>
-        <w:br/>
-      </w:r>
-      <w:r>
-        <w:rPr>
-          <w:rStyle w:val="VerbatimChar"/>
-        </w:rPr>
-        <w:t xml:space="preserve">|  ████ </w:t>
-      </w:r>
-      <w:r>
-        <w:rPr>
-          <w:rStyle w:val="VerbatimChar"/>
-          <w:rFonts w:hint="eastAsia"/>
-        </w:rPr>
-        <w:t xml:space="preserve">多帳號管理</w:t>
-      </w:r>
-      <w:r>
-        <w:rPr>
-          <w:rStyle w:val="VerbatimChar"/>
-        </w:rPr>
-        <w:t xml:space="preserve"> ████                                              |</w:t>
-      </w:r>
-      <w:r>
-        <w:br/>
-      </w:r>
-      <w:r>
-        <w:rPr>
-          <w:rStyle w:val="VerbatimChar"/>
-        </w:rPr>
-        <w:t xml:space="preserve">|                                                                      |</w:t>
-      </w:r>
-      <w:r>
-        <w:br/>
-      </w:r>
-      <w:r>
-        <w:rPr>
-          <w:rStyle w:val="VerbatimChar"/>
-        </w:rPr>
-        <w:t xml:space="preserve">|  +----------------------------------------------------------------+  |</w:t>
-      </w:r>
-      <w:r>
-        <w:br/>
-      </w:r>
-      <w:r>
-        <w:rPr>
-          <w:rStyle w:val="VerbatimChar"/>
-        </w:rPr>
-        <w:t xml:space="preserve">|  | 🔍 </w:t>
-      </w:r>
-      <w:r>
-        <w:rPr>
-          <w:rStyle w:val="VerbatimChar"/>
-          <w:rFonts w:hint="eastAsia"/>
-        </w:rPr>
-        <w:t xml:space="preserve">搜尋多帳號...</w:t>
-      </w:r>
-      <w:r>
-        <w:rPr>
-          <w:rStyle w:val="VerbatimChar"/>
-        </w:rPr>
-        <w:t xml:space="preserve"> | </w:t>
-      </w:r>
-      <w:r>
-        <w:rPr>
-          <w:rStyle w:val="VerbatimChar"/>
-          <w:rFonts w:hint="eastAsia"/>
-        </w:rPr>
-        <w:t xml:space="preserve">[新增多帳號]</w:t>
-      </w:r>
-      <w:r>
-        <w:rPr>
-          <w:rStyle w:val="VerbatimChar"/>
-        </w:rPr>
-        <w:t xml:space="preserve"> </w:t>
-      </w:r>
-      <w:r>
-        <w:rPr>
-          <w:rStyle w:val="VerbatimChar"/>
-          <w:rFonts w:hint="eastAsia"/>
-        </w:rPr>
-        <w:t xml:space="preserve">[匯出]</w:t>
-      </w:r>
-      <w:r>
-        <w:rPr>
-          <w:rStyle w:val="VerbatimChar"/>
-        </w:rPr>
-        <w:t xml:space="preserve">                        |  |</w:t>
-      </w:r>
-      <w:r>
-        <w:br/>
-      </w:r>
-      <w:r>
-        <w:rPr>
-          <w:rStyle w:val="VerbatimChar"/>
-        </w:rPr>
-        <w:t xml:space="preserve">|  +----------------------------------------------------------------+  |</w:t>
-      </w:r>
-      <w:r>
-        <w:br/>
-      </w:r>
-      <w:r>
-        <w:rPr>
-          <w:rStyle w:val="VerbatimChar"/>
-        </w:rPr>
-        <w:t xml:space="preserve">|  | # | </w:t>
-      </w:r>
-      <w:r>
-        <w:rPr>
-          <w:rStyle w:val="VerbatimChar"/>
-          <w:rFonts w:hint="eastAsia"/>
-        </w:rPr>
-        <w:t xml:space="preserve">多帳號名稱</w:t>
-      </w:r>
-      <w:r>
-        <w:rPr>
-          <w:rStyle w:val="VerbatimChar"/>
-        </w:rPr>
-        <w:t xml:space="preserve"> | </w:t>
-      </w:r>
-      <w:r>
-        <w:rPr>
-          <w:rStyle w:val="VerbatimChar"/>
-          <w:rFonts w:hint="eastAsia"/>
-        </w:rPr>
-        <w:t xml:space="preserve">代表人</w:t>
-      </w:r>
-      <w:r>
-        <w:rPr>
-          <w:rStyle w:val="VerbatimChar"/>
-        </w:rPr>
-        <w:t xml:space="preserve"> | </w:t>
-      </w:r>
-      <w:r>
-        <w:rPr>
-          <w:rStyle w:val="VerbatimChar"/>
-          <w:rFonts w:hint="eastAsia"/>
-        </w:rPr>
-        <w:t xml:space="preserve">機台數</w:t>
-      </w:r>
-      <w:r>
-        <w:rPr>
-          <w:rStyle w:val="VerbatimChar"/>
-        </w:rPr>
-        <w:t xml:space="preserve"> | </w:t>
-      </w:r>
-      <w:r>
-        <w:rPr>
-          <w:rStyle w:val="VerbatimChar"/>
-          <w:rFonts w:hint="eastAsia"/>
-        </w:rPr>
-        <w:t xml:space="preserve">今日營收</w:t>
-      </w:r>
-      <w:r>
-        <w:rPr>
-          <w:rStyle w:val="VerbatimChar"/>
-        </w:rPr>
-        <w:t xml:space="preserve"> | </w:t>
-      </w:r>
-      <w:r>
-        <w:rPr>
-          <w:rStyle w:val="VerbatimChar"/>
-          <w:rFonts w:hint="eastAsia"/>
-        </w:rPr>
-        <w:t xml:space="preserve">狀態</w:t>
-      </w:r>
-      <w:r>
-        <w:rPr>
-          <w:rStyle w:val="VerbatimChar"/>
-        </w:rPr>
-        <w:t xml:space="preserve"> | </w:t>
-      </w:r>
-      <w:r>
-        <w:rPr>
-          <w:rStyle w:val="VerbatimChar"/>
-          <w:rFonts w:hint="eastAsia"/>
-        </w:rPr>
-        <w:t xml:space="preserve">操作</w:t>
-      </w:r>
-      <w:r>
-        <w:rPr>
-          <w:rStyle w:val="VerbatimChar"/>
-        </w:rPr>
-        <w:t xml:space="preserve">    |  |</w:t>
-      </w:r>
-      <w:r>
-        <w:br/>
-      </w:r>
-      <w:r>
-        <w:rPr>
-          <w:rStyle w:val="VerbatimChar"/>
-        </w:rPr>
-        <w:t xml:space="preserve">|  |---|------------|---------|--------|----------|------|----------|  |</w:t>
-      </w:r>
-      <w:r>
-        <w:br/>
-      </w:r>
-      <w:r>
-        <w:rPr>
-          <w:rStyle w:val="VerbatimChar"/>
-        </w:rPr>
-        <w:t xml:space="preserve">|  | 1 | </w:t>
-      </w:r>
-      <w:r>
-        <w:rPr>
-          <w:rStyle w:val="VerbatimChar"/>
-          <w:rFonts w:hint="eastAsia"/>
-        </w:rPr>
-        <w:t xml:space="preserve">北部多帳號</w:t>
-      </w:r>
-      <w:r>
-        <w:rPr>
-          <w:rStyle w:val="VerbatimChar"/>
-        </w:rPr>
-        <w:t xml:space="preserve">   | </w:t>
-      </w:r>
-      <w:r>
-        <w:rPr>
-          <w:rStyle w:val="VerbatimChar"/>
-          <w:rFonts w:hint="eastAsia"/>
-        </w:rPr>
-        <w:t xml:space="preserve">張小明</w:t>
-      </w:r>
-      <w:r>
-        <w:rPr>
-          <w:rStyle w:val="VerbatimChar"/>
-        </w:rPr>
-        <w:t xml:space="preserve"> | </w:t>
-      </w:r>
-      <w:r>
-        <w:rPr>
-          <w:rStyle w:val="VerbatimChar"/>
-          <w:rFonts w:hint="eastAsia"/>
-        </w:rPr>
-        <w:t xml:space="preserve">15台</w:t>
-      </w:r>
-      <w:r>
-        <w:rPr>
-          <w:rStyle w:val="VerbatimChar"/>
-        </w:rPr>
-        <w:t xml:space="preserve">   | $45,000  | </w:t>
-      </w:r>
-      <w:r>
-        <w:rPr>
-          <w:rStyle w:val="VerbatimChar"/>
-          <w:rFonts w:hint="eastAsia"/>
-        </w:rPr>
-        <w:t xml:space="preserve">正常</w:t>
-      </w:r>
-      <w:r>
-        <w:rPr>
-          <w:rStyle w:val="VerbatimChar"/>
-        </w:rPr>
-        <w:t xml:space="preserve"> | </w:t>
-      </w:r>
-      <w:r>
-        <w:rPr>
-          <w:rStyle w:val="VerbatimChar"/>
-          <w:rFonts w:hint="eastAsia"/>
-        </w:rPr>
-        <w:t xml:space="preserve">[詳情]</w:t>
-      </w:r>
-      <w:r>
-        <w:rPr>
-          <w:rStyle w:val="VerbatimChar"/>
-        </w:rPr>
-        <w:t xml:space="preserve"> |  |</w:t>
-      </w:r>
-      <w:r>
-        <w:br/>
-      </w:r>
-      <w:r>
-        <w:rPr>
-          <w:rStyle w:val="VerbatimChar"/>
-        </w:rPr>
-        <w:t xml:space="preserve">|  | 2 | </w:t>
-      </w:r>
-      <w:r>
-        <w:rPr>
-          <w:rStyle w:val="VerbatimChar"/>
-          <w:rFonts w:hint="eastAsia"/>
-        </w:rPr>
-        <w:t xml:space="preserve">南部多帳號</w:t>
-      </w:r>
-      <w:r>
-        <w:rPr>
-          <w:rStyle w:val="VerbatimChar"/>
-        </w:rPr>
-        <w:t xml:space="preserve">   | </w:t>
-      </w:r>
-      <w:r>
-        <w:rPr>
-          <w:rStyle w:val="VerbatimChar"/>
-          <w:rFonts w:hint="eastAsia"/>
-        </w:rPr>
-        <w:t xml:space="preserve">李小華</w:t>
-      </w:r>
-      <w:r>
-        <w:rPr>
-          <w:rStyle w:val="VerbatimChar"/>
-        </w:rPr>
-        <w:t xml:space="preserve"> | </w:t>
-      </w:r>
-      <w:r>
-        <w:rPr>
-          <w:rStyle w:val="VerbatimChar"/>
-          <w:rFonts w:hint="eastAsia"/>
-        </w:rPr>
-        <w:t xml:space="preserve">20台</w:t>
-      </w:r>
-      <w:r>
-        <w:rPr>
-          <w:rStyle w:val="VerbatimChar"/>
-        </w:rPr>
-        <w:t xml:space="preserve">   | $62,000  | </w:t>
-      </w:r>
-      <w:r>
-        <w:rPr>
-          <w:rStyle w:val="VerbatimChar"/>
-          <w:rFonts w:hint="eastAsia"/>
-        </w:rPr>
-        <w:t xml:space="preserve">正常</w:t>
-      </w:r>
-      <w:r>
-        <w:rPr>
-          <w:rStyle w:val="VerbatimChar"/>
-        </w:rPr>
-        <w:t xml:space="preserve"> | </w:t>
-      </w:r>
-      <w:r>
-        <w:rPr>
-          <w:rStyle w:val="VerbatimChar"/>
-          <w:rFonts w:hint="eastAsia"/>
-        </w:rPr>
-        <w:t xml:space="preserve">[詳情]</w:t>
-      </w:r>
-      <w:r>
-        <w:rPr>
-          <w:rStyle w:val="VerbatimChar"/>
-        </w:rPr>
-        <w:t xml:space="preserve"> |  |</w:t>
-      </w:r>
-      <w:r>
-        <w:br/>
-      </w:r>
-      <w:r>
-        <w:rPr>
-          <w:rStyle w:val="VerbatimChar"/>
-        </w:rPr>
-        <w:t xml:space="preserve">|  | 3 | </w:t>
-      </w:r>
-      <w:r>
-        <w:rPr>
-          <w:rStyle w:val="VerbatimChar"/>
-          <w:rFonts w:hint="eastAsia"/>
-        </w:rPr>
-        <w:t xml:space="preserve">中部多帳號</w:t>
-      </w:r>
-      <w:r>
-        <w:rPr>
-          <w:rStyle w:val="VerbatimChar"/>
-        </w:rPr>
-        <w:t xml:space="preserve">   | </w:t>
-      </w:r>
-      <w:r>
-        <w:rPr>
-          <w:rStyle w:val="VerbatimChar"/>
-          <w:rFonts w:hint="eastAsia"/>
-        </w:rPr>
-        <w:t xml:space="preserve">王小明</w:t>
-      </w:r>
-      <w:r>
-        <w:rPr>
-          <w:rStyle w:val="VerbatimChar"/>
-        </w:rPr>
-        <w:t xml:space="preserve"> | </w:t>
-      </w:r>
-      <w:r>
-        <w:rPr>
-          <w:rStyle w:val="VerbatimChar"/>
-          <w:rFonts w:hint="eastAsia"/>
-        </w:rPr>
-        <w:t xml:space="preserve">10台</w:t>
-      </w:r>
-      <w:r>
-        <w:rPr>
-          <w:rStyle w:val="VerbatimChar"/>
-        </w:rPr>
-        <w:t xml:space="preserve">   | $28,000  | </w:t>
-      </w:r>
-      <w:r>
-        <w:rPr>
-          <w:rStyle w:val="VerbatimChar"/>
-          <w:rFonts w:hint="eastAsia"/>
-        </w:rPr>
-        <w:t xml:space="preserve">停權</w:t>
-      </w:r>
-      <w:r>
-        <w:rPr>
-          <w:rStyle w:val="VerbatimChar"/>
-        </w:rPr>
-        <w:t xml:space="preserve"> | </w:t>
-      </w:r>
-      <w:r>
-        <w:rPr>
-          <w:rStyle w:val="VerbatimChar"/>
-          <w:rFonts w:hint="eastAsia"/>
-        </w:rPr>
-        <w:t xml:space="preserve">[詳情]</w:t>
-      </w:r>
-      <w:r>
-        <w:rPr>
-          <w:rStyle w:val="VerbatimChar"/>
-        </w:rPr>
-        <w:t xml:space="preserve"> |  |</w:t>
-      </w:r>
-      <w:r>
-        <w:br/>
-      </w:r>
-      <w:r>
-        <w:rPr>
-          <w:rStyle w:val="VerbatimChar"/>
-        </w:rPr>
-        <w:t xml:space="preserve">|  +----------------------------------------------------------------+  |</w:t>
-      </w:r>
-      <w:r>
-        <w:br/>
-      </w:r>
-      <w:r>
-        <w:rPr>
-          <w:rStyle w:val="VerbatimChar"/>
-        </w:rPr>
-        <w:t xml:space="preserve">|                                                                      |</w:t>
-      </w:r>
-      <w:r>
-        <w:br/>
-      </w:r>
-      <w:r>
-        <w:rPr>
-          <w:rStyle w:val="VerbatimChar"/>
-        </w:rPr>
-        <w:t xml:space="preserve">+======================================================================+</w:t>
-      </w:r>
-    </w:p>
-    <w:bookmarkEnd w:id="25"/>
-    <w:bookmarkStart w:id="26" w:name="畫面-遊戲商串接管理"/>
-    <w:p>
-      <w:pPr>
-        <w:pStyle w:val="Heading4"/>
-      </w:pPr>
-      <w:r>
-        <w:rPr>
-          <w:rFonts w:hint="eastAsia"/>
-        </w:rPr>
-        <w:t xml:space="preserve">[畫面]</w:t>
-      </w:r>
-      <w:r>
-        <w:t xml:space="preserve"> </w:t>
-      </w:r>
-      <w:r>
-        <w:rPr>
           <w:rFonts w:hint="eastAsia"/>
         </w:rPr>
         <w:t xml:space="preserve">遊戲商串接管理</w:t>
@@ -3763,456 +2492,65 @@
     </w:p>
     <w:p>
       <w:pPr>
-        <w:pStyle w:val="SourceCode"/>
-      </w:pPr>
-      <w:r>
-        <w:rPr>
-          <w:rStyle w:val="VerbatimChar"/>
-        </w:rPr>
-        <w:t xml:space="preserve">+======================================================================+</w:t>
-      </w:r>
-      <w:r>
-        <w:br/>
-      </w:r>
-      <w:r>
-        <w:rPr>
-          <w:rStyle w:val="VerbatimChar"/>
-        </w:rPr>
-        <w:t xml:space="preserve">|  </w:t>
-      </w:r>
-      <w:r>
-        <w:rPr>
-          <w:rStyle w:val="VerbatimChar"/>
-          <w:rFonts w:hint="eastAsia"/>
-        </w:rPr>
-        <w:t xml:space="preserve">[系統LOGO]</w:t>
-      </w:r>
-      <w:r>
-        <w:rPr>
-          <w:rStyle w:val="VerbatimChar"/>
-        </w:rPr>
-        <w:t xml:space="preserve">    </w:t>
-      </w:r>
-      <w:r>
-        <w:rPr>
-          <w:rStyle w:val="VerbatimChar"/>
-          <w:rFonts w:hint="eastAsia"/>
-        </w:rPr>
-        <w:t xml:space="preserve">[儀表板]</w:t>
-      </w:r>
-      <w:r>
-        <w:rPr>
-          <w:rStyle w:val="VerbatimChar"/>
-        </w:rPr>
-        <w:t xml:space="preserve"> </w:t>
-      </w:r>
-      <w:r>
-        <w:rPr>
-          <w:rStyle w:val="VerbatimChar"/>
-          <w:rFonts w:hint="eastAsia"/>
-        </w:rPr>
-        <w:t xml:space="preserve">[機台]</w:t>
-      </w:r>
-      <w:r>
-        <w:rPr>
-          <w:rStyle w:val="VerbatimChar"/>
-        </w:rPr>
-        <w:t xml:space="preserve"> </w:t>
-      </w:r>
-      <w:r>
-        <w:rPr>
-          <w:rStyle w:val="VerbatimChar"/>
-          <w:rFonts w:hint="eastAsia"/>
-        </w:rPr>
-        <w:t xml:space="preserve">[遊戲]</w:t>
-      </w:r>
-      <w:r>
-        <w:rPr>
-          <w:rStyle w:val="VerbatimChar"/>
-        </w:rPr>
-        <w:t xml:space="preserve"> </w:t>
-      </w:r>
-      <w:r>
-        <w:rPr>
-          <w:rStyle w:val="VerbatimChar"/>
-          <w:rFonts w:hint="eastAsia"/>
-        </w:rPr>
-        <w:t xml:space="preserve">[玩家]</w:t>
-      </w:r>
-      <w:r>
-        <w:rPr>
-          <w:rStyle w:val="VerbatimChar"/>
-        </w:rPr>
-        <w:t xml:space="preserve"> </w:t>
-      </w:r>
-      <w:r>
-        <w:rPr>
-          <w:rStyle w:val="VerbatimChar"/>
-          <w:rFonts w:hint="eastAsia"/>
-        </w:rPr>
-        <w:t xml:space="preserve">[交易]</w:t>
-      </w:r>
-      <w:r>
-        <w:rPr>
-          <w:rStyle w:val="VerbatimChar"/>
-        </w:rPr>
-        <w:t xml:space="preserve"> </w:t>
-      </w:r>
-      <w:r>
-        <w:rPr>
-          <w:rStyle w:val="VerbatimChar"/>
-          <w:rFonts w:hint="eastAsia"/>
-        </w:rPr>
-        <w:t xml:space="preserve">[多帳號]</w:t>
-      </w:r>
-      <w:r>
-        <w:rPr>
-          <w:rStyle w:val="VerbatimChar"/>
-        </w:rPr>
-        <w:t xml:space="preserve"> </w:t>
-      </w:r>
-      <w:r>
-        <w:rPr>
-          <w:rStyle w:val="VerbatimChar"/>
-          <w:rFonts w:hint="eastAsia"/>
-        </w:rPr>
-        <w:t xml:space="preserve">[權限]</w:t>
-      </w:r>
-      <w:r>
-        <w:rPr>
-          <w:rStyle w:val="VerbatimChar"/>
-        </w:rPr>
-        <w:t xml:space="preserve"> |</w:t>
-      </w:r>
-      <w:r>
-        <w:br/>
-      </w:r>
-      <w:r>
-        <w:rPr>
-          <w:rStyle w:val="VerbatimChar"/>
-        </w:rPr>
-        <w:t xml:space="preserve">+======================================================================+</w:t>
-      </w:r>
-      <w:r>
-        <w:br/>
-      </w:r>
-      <w:r>
-        <w:rPr>
-          <w:rStyle w:val="VerbatimChar"/>
-        </w:rPr>
-        <w:t xml:space="preserve">|                                                                      |</w:t>
-      </w:r>
-      <w:r>
-        <w:br/>
-      </w:r>
-      <w:r>
-        <w:rPr>
-          <w:rStyle w:val="VerbatimChar"/>
-        </w:rPr>
-        <w:t xml:space="preserve">|  ████ </w:t>
-      </w:r>
-      <w:r>
-        <w:rPr>
-          <w:rStyle w:val="VerbatimChar"/>
+        <w:pStyle w:val="CaptionedFigure"/>
+      </w:pPr>
+      <w:r>
+        <w:drawing>
+          <wp:inline>
+            <wp:extent cx="5334000" cy="3333750"/>
+            <wp:effectExtent b="0" l="0" r="0" t="0"/>
+            <wp:docPr descr="遊戲商串接管理" title="" id="36" name="Picture"/>
+            <a:graphic>
+              <a:graphicData uri="http://schemas.openxmlformats.org/drawingml/2006/picture">
+                <pic:pic>
+                  <pic:nvPicPr>
+                    <pic:cNvPr descr="../assets/mockup_std_provider_list.png" id="37" name="Picture"/>
+                    <pic:cNvPicPr>
+                      <a:picLocks noChangeArrowheads="1" noChangeAspect="1"/>
+                    </pic:cNvPicPr>
+                  </pic:nvPicPr>
+                  <pic:blipFill>
+                    <a:blip r:embed="rId35"/>
+                    <a:stretch>
+                      <a:fillRect/>
+                    </a:stretch>
+                  </pic:blipFill>
+                  <pic:spPr bwMode="auto">
+                    <a:xfrm>
+                      <a:off x="0" y="0"/>
+                      <a:ext cx="5334000" cy="3333750"/>
+                    </a:xfrm>
+                    <a:prstGeom prst="rect">
+                      <a:avLst/>
+                    </a:prstGeom>
+                    <a:noFill/>
+                    <a:ln w="9525">
+                      <a:noFill/>
+                      <a:headEnd/>
+                      <a:tailEnd/>
+                    </a:ln>
+                  </pic:spPr>
+                </pic:pic>
+              </a:graphicData>
+            </a:graphic>
+          </wp:inline>
+        </w:drawing>
+      </w:r>
+    </w:p>
+    <w:p>
+      <w:pPr>
+        <w:pStyle w:val="ImageCaption"/>
+      </w:pPr>
+      <w:r>
+        <w:rPr>
           <w:rFonts w:hint="eastAsia"/>
         </w:rPr>
         <w:t xml:space="preserve">遊戲商串接管理</w:t>
       </w:r>
-      <w:r>
-        <w:rPr>
-          <w:rStyle w:val="VerbatimChar"/>
-        </w:rPr>
-        <w:t xml:space="preserve"> ████                                          |</w:t>
-      </w:r>
-      <w:r>
-        <w:br/>
-      </w:r>
-      <w:r>
-        <w:rPr>
-          <w:rStyle w:val="VerbatimChar"/>
-        </w:rPr>
-        <w:t xml:space="preserve">|                                                                      |</w:t>
-      </w:r>
-      <w:r>
-        <w:br/>
-      </w:r>
-      <w:r>
-        <w:rPr>
-          <w:rStyle w:val="VerbatimChar"/>
-        </w:rPr>
-        <w:t xml:space="preserve">|  +----------------------------------------------------------------+  |</w:t>
-      </w:r>
-      <w:r>
-        <w:br/>
-      </w:r>
-      <w:r>
-        <w:rPr>
-          <w:rStyle w:val="VerbatimChar"/>
-        </w:rPr>
-        <w:t xml:space="preserve">|  | </w:t>
-      </w:r>
-      <w:r>
-        <w:rPr>
-          <w:rStyle w:val="VerbatimChar"/>
-          <w:rFonts w:hint="eastAsia"/>
-        </w:rPr>
-        <w:t xml:space="preserve">遊戲商</w:t>
-      </w:r>
-      <w:r>
-        <w:rPr>
-          <w:rStyle w:val="VerbatimChar"/>
-        </w:rPr>
-        <w:t xml:space="preserve"> | </w:t>
-      </w:r>
-      <w:r>
-        <w:rPr>
-          <w:rStyle w:val="VerbatimChar"/>
-          <w:rFonts w:hint="eastAsia"/>
-        </w:rPr>
-        <w:t xml:space="preserve">API狀態</w:t>
-      </w:r>
-      <w:r>
-        <w:rPr>
-          <w:rStyle w:val="VerbatimChar"/>
-        </w:rPr>
-        <w:t xml:space="preserve"> | </w:t>
-      </w:r>
-      <w:r>
-        <w:rPr>
-          <w:rStyle w:val="VerbatimChar"/>
-          <w:rFonts w:hint="eastAsia"/>
-        </w:rPr>
-        <w:t xml:space="preserve">連線數</w:t>
-      </w:r>
-      <w:r>
-        <w:rPr>
-          <w:rStyle w:val="VerbatimChar"/>
-        </w:rPr>
-        <w:t xml:space="preserve"> | </w:t>
-      </w:r>
-      <w:r>
-        <w:rPr>
-          <w:rStyle w:val="VerbatimChar"/>
-          <w:rFonts w:hint="eastAsia"/>
-        </w:rPr>
-        <w:t xml:space="preserve">今日轉入</w:t>
-      </w:r>
-      <w:r>
-        <w:rPr>
-          <w:rStyle w:val="VerbatimChar"/>
-        </w:rPr>
-        <w:t xml:space="preserve"> | </w:t>
-      </w:r>
-      <w:r>
-        <w:rPr>
-          <w:rStyle w:val="VerbatimChar"/>
-          <w:rFonts w:hint="eastAsia"/>
-        </w:rPr>
-        <w:t xml:space="preserve">今日轉出</w:t>
-      </w:r>
-      <w:r>
-        <w:rPr>
-          <w:rStyle w:val="VerbatimChar"/>
-        </w:rPr>
-        <w:t xml:space="preserve"> | </w:t>
-      </w:r>
-      <w:r>
-        <w:rPr>
-          <w:rStyle w:val="VerbatimChar"/>
-          <w:rFonts w:hint="eastAsia"/>
-        </w:rPr>
-        <w:t xml:space="preserve">操作</w:t>
-      </w:r>
-      <w:r>
-        <w:rPr>
-          <w:rStyle w:val="VerbatimChar"/>
-        </w:rPr>
-        <w:t xml:space="preserve">       |  |</w:t>
-      </w:r>
-      <w:r>
-        <w:br/>
-      </w:r>
-      <w:r>
-        <w:rPr>
-          <w:rStyle w:val="VerbatimChar"/>
-        </w:rPr>
-        <w:t xml:space="preserve">|  |--------|---------|--------|----------|----------|------------|  |</w:t>
-      </w:r>
-      <w:r>
-        <w:br/>
-      </w:r>
-      <w:r>
-        <w:rPr>
-          <w:rStyle w:val="VerbatimChar"/>
-        </w:rPr>
-        <w:t xml:space="preserve">|  | </w:t>
-      </w:r>
-      <w:r>
-        <w:rPr>
-          <w:rStyle w:val="VerbatimChar"/>
-          <w:rFonts w:hint="eastAsia"/>
-        </w:rPr>
-        <w:t xml:space="preserve">PT平台</w:t>
-      </w:r>
-      <w:r>
-        <w:rPr>
-          <w:rStyle w:val="VerbatimChar"/>
-        </w:rPr>
-        <w:t xml:space="preserve"> | </w:t>
-      </w:r>
-      <w:r>
-        <w:rPr>
-          <w:rStyle w:val="VerbatimChar"/>
-          <w:rFonts w:hint="eastAsia"/>
-        </w:rPr>
-        <w:t xml:space="preserve">🟢正常</w:t>
-      </w:r>
-      <w:r>
-        <w:rPr>
-          <w:rStyle w:val="VerbatimChar"/>
-        </w:rPr>
-        <w:t xml:space="preserve">  | 45     | $120,000 | $95,000  | </w:t>
-      </w:r>
-      <w:r>
-        <w:rPr>
-          <w:rStyle w:val="VerbatimChar"/>
-          <w:rFonts w:hint="eastAsia"/>
-        </w:rPr>
-        <w:t xml:space="preserve">[詳情]</w:t>
-      </w:r>
-      <w:r>
-        <w:rPr>
-          <w:rStyle w:val="VerbatimChar"/>
-        </w:rPr>
-        <w:t xml:space="preserve">    |  |</w:t>
-      </w:r>
-      <w:r>
-        <w:br/>
-      </w:r>
-      <w:r>
-        <w:rPr>
-          <w:rStyle w:val="VerbatimChar"/>
-        </w:rPr>
-        <w:t xml:space="preserve">|  | </w:t>
-      </w:r>
-      <w:r>
-        <w:rPr>
-          <w:rStyle w:val="VerbatimChar"/>
-          <w:rFonts w:hint="eastAsia"/>
-        </w:rPr>
-        <w:t xml:space="preserve">MG遊戲</w:t>
-      </w:r>
-      <w:r>
-        <w:rPr>
-          <w:rStyle w:val="VerbatimChar"/>
-        </w:rPr>
-        <w:t xml:space="preserve"> | </w:t>
-      </w:r>
-      <w:r>
-        <w:rPr>
-          <w:rStyle w:val="VerbatimChar"/>
-          <w:rFonts w:hint="eastAsia"/>
-        </w:rPr>
-        <w:t xml:space="preserve">🟢正常</w:t>
-      </w:r>
-      <w:r>
-        <w:rPr>
-          <w:rStyle w:val="VerbatimChar"/>
-        </w:rPr>
-        <w:t xml:space="preserve">  | 28     | $68,000  | $52,000  | </w:t>
-      </w:r>
-      <w:r>
-        <w:rPr>
-          <w:rStyle w:val="VerbatimChar"/>
-          <w:rFonts w:hint="eastAsia"/>
-        </w:rPr>
-        <w:t xml:space="preserve">[詳情]</w:t>
-      </w:r>
-      <w:r>
-        <w:rPr>
-          <w:rStyle w:val="VerbatimChar"/>
-        </w:rPr>
-        <w:t xml:space="preserve">    |  |</w:t>
-      </w:r>
-      <w:r>
-        <w:br/>
-      </w:r>
-      <w:r>
-        <w:rPr>
-          <w:rStyle w:val="VerbatimChar"/>
-        </w:rPr>
-        <w:t xml:space="preserve">|  | </w:t>
-      </w:r>
-      <w:r>
-        <w:rPr>
-          <w:rStyle w:val="VerbatimChar"/>
-          <w:rFonts w:hint="eastAsia"/>
-        </w:rPr>
-        <w:t xml:space="preserve">PP遊戲</w:t>
-      </w:r>
-      <w:r>
-        <w:rPr>
-          <w:rStyle w:val="VerbatimChar"/>
-        </w:rPr>
-        <w:t xml:space="preserve"> | </w:t>
-      </w:r>
-      <w:r>
-        <w:rPr>
-          <w:rStyle w:val="VerbatimChar"/>
-          <w:rFonts w:hint="eastAsia"/>
-        </w:rPr>
-        <w:t xml:space="preserve">🔴異常</w:t>
-      </w:r>
-      <w:r>
-        <w:rPr>
-          <w:rStyle w:val="VerbatimChar"/>
-        </w:rPr>
-        <w:t xml:space="preserve">  | 0      | $0       | $0       | </w:t>
-      </w:r>
-      <w:r>
-        <w:rPr>
-          <w:rStyle w:val="VerbatimChar"/>
-          <w:rFonts w:hint="eastAsia"/>
-        </w:rPr>
-        <w:t xml:space="preserve">[設定]</w:t>
-      </w:r>
-      <w:r>
-        <w:rPr>
-          <w:rStyle w:val="VerbatimChar"/>
-        </w:rPr>
-        <w:t xml:space="preserve">    |  |</w:t>
-      </w:r>
-      <w:r>
-        <w:br/>
-      </w:r>
-      <w:r>
-        <w:rPr>
-          <w:rStyle w:val="VerbatimChar"/>
-        </w:rPr>
-        <w:t xml:space="preserve">|  +----------------------------------------------------------------+  |</w:t>
-      </w:r>
-      <w:r>
-        <w:br/>
-      </w:r>
-      <w:r>
-        <w:rPr>
-          <w:rStyle w:val="VerbatimChar"/>
-        </w:rPr>
-        <w:t xml:space="preserve">|                                                                      |</w:t>
-      </w:r>
-      <w:r>
-        <w:br/>
-      </w:r>
-      <w:r>
-        <w:rPr>
-          <w:rStyle w:val="VerbatimChar"/>
-        </w:rPr>
-        <w:t xml:space="preserve">+======================================================================+</w:t>
-      </w:r>
-    </w:p>
-    <w:bookmarkEnd w:id="26"/>
-    <w:bookmarkEnd w:id="27"/>
-    <w:bookmarkStart w:id="28" w:name="單機本地後台---錢包轉入轉出"/>
+    </w:p>
+    <w:bookmarkEnd w:id="38"/>
+    <w:bookmarkEnd w:id="39"/>
+    <w:bookmarkStart w:id="43" w:name="單機本地後台---錢包轉入轉出"/>
     <w:p>
       <w:pPr>
         <w:pStyle w:val="Heading3"/>
@@ -4238,520 +2576,60 @@
     </w:p>
     <w:p>
       <w:pPr>
-        <w:pStyle w:val="SourceCode"/>
-      </w:pPr>
-      <w:r>
-        <w:rPr>
-          <w:rStyle w:val="VerbatimChar"/>
-        </w:rPr>
-        <w:t xml:space="preserve">+======================================================================+</w:t>
-      </w:r>
-      <w:r>
-        <w:br/>
-      </w:r>
-      <w:r>
-        <w:rPr>
-          <w:rStyle w:val="VerbatimChar"/>
-        </w:rPr>
-        <w:t xml:space="preserve">|  </w:t>
-      </w:r>
-      <w:r>
-        <w:rPr>
-          <w:rStyle w:val="VerbatimChar"/>
-          <w:rFonts w:hint="eastAsia"/>
-        </w:rPr>
-        <w:t xml:space="preserve">[本機設定]</w:t>
-      </w:r>
-      <w:r>
-        <w:rPr>
-          <w:rStyle w:val="VerbatimChar"/>
-        </w:rPr>
-        <w:t xml:space="preserve">    </w:t>
-      </w:r>
-      <w:r>
-        <w:rPr>
-          <w:rStyle w:val="VerbatimChar"/>
-          <w:rFonts w:hint="eastAsia"/>
-        </w:rPr>
-        <w:t xml:space="preserve">機台名稱:</w:t>
-      </w:r>
-      <w:r>
-        <w:rPr>
-          <w:rStyle w:val="VerbatimChar"/>
-        </w:rPr>
-        <w:t xml:space="preserve"> A-01    </w:t>
-      </w:r>
-      <w:r>
-        <w:rPr>
-          <w:rStyle w:val="VerbatimChar"/>
-          <w:rFonts w:hint="eastAsia"/>
-        </w:rPr>
-        <w:t xml:space="preserve">狀態:</w:t>
-      </w:r>
-      <w:r>
-        <w:rPr>
-          <w:rStyle w:val="VerbatimChar"/>
-        </w:rPr>
-        <w:t xml:space="preserve"> 🟢 </w:t>
-      </w:r>
-      <w:r>
-        <w:rPr>
-          <w:rStyle w:val="VerbatimChar"/>
-          <w:rFonts w:hint="eastAsia"/>
-        </w:rPr>
-        <w:t xml:space="preserve">連線中</w:t>
-      </w:r>
-      <w:r>
-        <w:rPr>
-          <w:rStyle w:val="VerbatimChar"/>
-        </w:rPr>
-        <w:t xml:space="preserve">    </w:t>
-      </w:r>
-      <w:r>
-        <w:rPr>
-          <w:rStyle w:val="VerbatimChar"/>
-          <w:rFonts w:hint="eastAsia"/>
-        </w:rPr>
-        <w:t xml:space="preserve">[登出]</w:t>
-      </w:r>
-      <w:r>
-        <w:rPr>
-          <w:rStyle w:val="VerbatimChar"/>
-        </w:rPr>
-        <w:t xml:space="preserve">          |</w:t>
-      </w:r>
-      <w:r>
-        <w:br/>
-      </w:r>
-      <w:r>
-        <w:rPr>
-          <w:rStyle w:val="VerbatimChar"/>
-        </w:rPr>
-        <w:t xml:space="preserve">+======================================================================+</w:t>
-      </w:r>
-      <w:r>
-        <w:br/>
-      </w:r>
-      <w:r>
-        <w:rPr>
-          <w:rStyle w:val="VerbatimChar"/>
-        </w:rPr>
-        <w:t xml:space="preserve">|                                                                      |</w:t>
-      </w:r>
-      <w:r>
-        <w:br/>
-      </w:r>
-      <w:r>
-        <w:rPr>
-          <w:rStyle w:val="VerbatimChar"/>
-        </w:rPr>
-        <w:t xml:space="preserve">|  ████ </w:t>
-      </w:r>
-      <w:r>
-        <w:rPr>
-          <w:rStyle w:val="VerbatimChar"/>
-          <w:rFonts w:hint="eastAsia"/>
-        </w:rPr>
-        <w:t xml:space="preserve">中心錢包</w:t>
-      </w:r>
-      <w:r>
-        <w:rPr>
-          <w:rStyle w:val="VerbatimChar"/>
-        </w:rPr>
-        <w:t xml:space="preserve"> ████                                                 |</w:t>
-      </w:r>
-      <w:r>
-        <w:br/>
-      </w:r>
-      <w:r>
-        <w:rPr>
-          <w:rStyle w:val="VerbatimChar"/>
-        </w:rPr>
-        <w:t xml:space="preserve">|                                                                      |</w:t>
-      </w:r>
-      <w:r>
-        <w:br/>
-      </w:r>
-      <w:r>
-        <w:rPr>
-          <w:rStyle w:val="VerbatimChar"/>
-        </w:rPr>
-        <w:t xml:space="preserve">|  +--------------------------------------------------------------+   |</w:t>
-      </w:r>
-      <w:r>
-        <w:br/>
-      </w:r>
-      <w:r>
-        <w:rPr>
-          <w:rStyle w:val="VerbatimChar"/>
-        </w:rPr>
-        <w:t xml:space="preserve">|  |  </w:t>
-      </w:r>
-      <w:r>
-        <w:rPr>
-          <w:rStyle w:val="VerbatimChar"/>
-          <w:rFonts w:hint="eastAsia"/>
-        </w:rPr>
-        <w:t xml:space="preserve">錢包餘額</w:t>
-      </w:r>
-      <w:r>
-        <w:rPr>
-          <w:rStyle w:val="VerbatimChar"/>
-        </w:rPr>
-        <w:t xml:space="preserve">  |   </w:t>
-      </w:r>
-      <w:r>
-        <w:rPr>
-          <w:rStyle w:val="VerbatimChar"/>
-          <w:rFonts w:hint="eastAsia"/>
-        </w:rPr>
-        <w:t xml:space="preserve">可用點數</w:t>
-      </w:r>
-      <w:r>
-        <w:rPr>
-          <w:rStyle w:val="VerbatimChar"/>
-        </w:rPr>
-        <w:t xml:space="preserve">   |   </w:t>
-      </w:r>
-      <w:r>
-        <w:rPr>
-          <w:rStyle w:val="VerbatimChar"/>
-          <w:rFonts w:hint="eastAsia"/>
-        </w:rPr>
-        <w:t xml:space="preserve">遊戲中點數</w:t>
-      </w:r>
-      <w:r>
-        <w:rPr>
-          <w:rStyle w:val="VerbatimChar"/>
-        </w:rPr>
-        <w:t xml:space="preserve">                     |   |</w:t>
-      </w:r>
-      <w:r>
-        <w:br/>
-      </w:r>
-      <w:r>
-        <w:rPr>
-          <w:rStyle w:val="VerbatimChar"/>
-        </w:rPr>
-        <w:t xml:space="preserve">|  |  $5,000   |   $3,500    |   $1,500                         |   |</w:t>
-      </w:r>
-      <w:r>
-        <w:br/>
-      </w:r>
-      <w:r>
-        <w:rPr>
-          <w:rStyle w:val="VerbatimChar"/>
-        </w:rPr>
-        <w:t xml:space="preserve">|  +--------------------------------------------------------------+   |</w:t>
-      </w:r>
-      <w:r>
-        <w:br/>
-      </w:r>
-      <w:r>
-        <w:rPr>
-          <w:rStyle w:val="VerbatimChar"/>
-        </w:rPr>
-        <w:t xml:space="preserve">|                                                                      |</w:t>
-      </w:r>
-      <w:r>
-        <w:br/>
-      </w:r>
-      <w:r>
-        <w:rPr>
-          <w:rStyle w:val="VerbatimChar"/>
-        </w:rPr>
-        <w:t xml:space="preserve">|  ████ </w:t>
-      </w:r>
-      <w:r>
-        <w:rPr>
-          <w:rStyle w:val="VerbatimChar"/>
-          <w:rFonts w:hint="eastAsia"/>
-        </w:rPr>
-        <w:t xml:space="preserve">遊戲轉入/轉出</w:t>
-      </w:r>
-      <w:r>
-        <w:rPr>
-          <w:rStyle w:val="VerbatimChar"/>
-        </w:rPr>
-        <w:t xml:space="preserve"> ████                                            |</w:t>
-      </w:r>
-      <w:r>
-        <w:br/>
-      </w:r>
-      <w:r>
-        <w:rPr>
-          <w:rStyle w:val="VerbatimChar"/>
-        </w:rPr>
-        <w:t xml:space="preserve">|                                                                      |</w:t>
-      </w:r>
-      <w:r>
-        <w:br/>
-      </w:r>
-      <w:r>
-        <w:rPr>
-          <w:rStyle w:val="VerbatimChar"/>
-        </w:rPr>
-        <w:t xml:space="preserve">|  +--------------------+    +--------------------+                  |</w:t>
-      </w:r>
-      <w:r>
-        <w:br/>
-      </w:r>
-      <w:r>
-        <w:rPr>
-          <w:rStyle w:val="VerbatimChar"/>
-        </w:rPr>
-        <w:t xml:space="preserve">|  |    </w:t>
-      </w:r>
-      <w:r>
-        <w:rPr>
-          <w:rStyle w:val="VerbatimChar"/>
-          <w:rFonts w:hint="eastAsia"/>
-        </w:rPr>
-        <w:t xml:space="preserve">[選擇遊戲]</w:t>
-      </w:r>
-      <w:r>
-        <w:rPr>
-          <w:rStyle w:val="VerbatimChar"/>
-        </w:rPr>
-        <w:t xml:space="preserve">      |    |    </w:t>
-      </w:r>
-      <w:r>
-        <w:rPr>
-          <w:rStyle w:val="VerbatimChar"/>
-          <w:rFonts w:hint="eastAsia"/>
-        </w:rPr>
-        <w:t xml:space="preserve">[選擇遊戲]</w:t>
-      </w:r>
-      <w:r>
-        <w:rPr>
-          <w:rStyle w:val="VerbatimChar"/>
-        </w:rPr>
-        <w:t xml:space="preserve">      |                  |</w:t>
-      </w:r>
-      <w:r>
-        <w:br/>
-      </w:r>
-      <w:r>
-        <w:rPr>
-          <w:rStyle w:val="VerbatimChar"/>
-        </w:rPr>
-        <w:t xml:space="preserve">|  |  ┌────────────┐   |    |  ┌────────────┐   |                  |</w:t>
-      </w:r>
-      <w:r>
-        <w:br/>
-      </w:r>
-      <w:r>
-        <w:rPr>
-          <w:rStyle w:val="VerbatimChar"/>
-        </w:rPr>
-        <w:t xml:space="preserve">|  |  │ </w:t>
-      </w:r>
-      <w:r>
-        <w:rPr>
-          <w:rStyle w:val="VerbatimChar"/>
-          <w:rFonts w:hint="eastAsia"/>
-        </w:rPr>
-        <w:t xml:space="preserve">百家樂</w:t>
-      </w:r>
-      <w:r>
-        <w:rPr>
-          <w:rStyle w:val="VerbatimChar"/>
-        </w:rPr>
-        <w:t xml:space="preserve">     ▼│   |    |  </w:t>
-      </w:r>
-      <w:r>
-        <w:rPr>
-          <w:rStyle w:val="VerbatimChar"/>
-          <w:rFonts w:hint="eastAsia"/>
-        </w:rPr>
-        <w:t xml:space="preserve">打魚機</w:t>
-      </w:r>
-      <w:r>
-        <w:rPr>
-          <w:rStyle w:val="VerbatimChar"/>
-        </w:rPr>
-        <w:t xml:space="preserve">    ▼│   |                  |</w:t>
-      </w:r>
-      <w:r>
-        <w:br/>
-      </w:r>
-      <w:r>
-        <w:rPr>
-          <w:rStyle w:val="VerbatimChar"/>
-        </w:rPr>
-        <w:t xml:space="preserve">|  |  └────────────┘   |    |  └────────────┘   |                  |</w:t>
-      </w:r>
-      <w:r>
-        <w:br/>
-      </w:r>
-      <w:r>
-        <w:rPr>
-          <w:rStyle w:val="VerbatimChar"/>
-        </w:rPr>
-        <w:t xml:space="preserve">|  |  ┌────────────┐   |    |  ┌────────────┐   |                  |</w:t>
-      </w:r>
-      <w:r>
-        <w:br/>
-      </w:r>
-      <w:r>
-        <w:rPr>
-          <w:rStyle w:val="VerbatimChar"/>
-        </w:rPr>
-        <w:t xml:space="preserve">|  |  │ </w:t>
-      </w:r>
-      <w:r>
-        <w:rPr>
-          <w:rStyle w:val="VerbatimChar"/>
-          <w:rFonts w:hint="eastAsia"/>
-        </w:rPr>
-        <w:t xml:space="preserve">轉入金額</w:t>
-      </w:r>
-      <w:r>
-        <w:rPr>
-          <w:rStyle w:val="VerbatimChar"/>
-        </w:rPr>
-        <w:t xml:space="preserve"> $  │   |    |  │ </w:t>
-      </w:r>
-      <w:r>
-        <w:rPr>
-          <w:rStyle w:val="VerbatimChar"/>
-          <w:rFonts w:hint="eastAsia"/>
-        </w:rPr>
-        <w:t xml:space="preserve">轉出金額</w:t>
-      </w:r>
-      <w:r>
-        <w:rPr>
-          <w:rStyle w:val="VerbatimChar"/>
-        </w:rPr>
-        <w:t xml:space="preserve"> $  │   |                  |</w:t>
-      </w:r>
-      <w:r>
-        <w:br/>
-      </w:r>
-      <w:r>
-        <w:rPr>
-          <w:rStyle w:val="VerbatimChar"/>
-        </w:rPr>
-        <w:t xml:space="preserve">|  |  └────────────┘   |    |  └────────────┘   |                  |</w:t>
-      </w:r>
-      <w:r>
-        <w:br/>
-      </w:r>
-      <w:r>
-        <w:rPr>
-          <w:rStyle w:val="VerbatimChar"/>
-        </w:rPr>
-        <w:t xml:space="preserve">|  |   [  </w:t>
-      </w:r>
-      <w:r>
-        <w:rPr>
-          <w:rStyle w:val="VerbatimChar"/>
-          <w:rFonts w:hint="eastAsia"/>
-        </w:rPr>
-        <w:t xml:space="preserve">轉入遊戲</w:t>
-      </w:r>
-      <w:r>
-        <w:rPr>
-          <w:rStyle w:val="VerbatimChar"/>
-        </w:rPr>
-        <w:t xml:space="preserve">  ]   |    |   [  </w:t>
-      </w:r>
-      <w:r>
-        <w:rPr>
-          <w:rStyle w:val="VerbatimChar"/>
-          <w:rFonts w:hint="eastAsia"/>
-        </w:rPr>
-        <w:t xml:space="preserve">轉出至錢包</w:t>
-      </w:r>
-      <w:r>
-        <w:rPr>
-          <w:rStyle w:val="VerbatimChar"/>
-        </w:rPr>
-        <w:t xml:space="preserve">  ]  |                  |</w:t>
-      </w:r>
-      <w:r>
-        <w:br/>
-      </w:r>
-      <w:r>
-        <w:rPr>
-          <w:rStyle w:val="VerbatimChar"/>
-        </w:rPr>
-        <w:t xml:space="preserve">|  +--------------------+    +--------------------+                  |</w:t>
-      </w:r>
-      <w:r>
-        <w:br/>
-      </w:r>
-      <w:r>
-        <w:rPr>
-          <w:rStyle w:val="VerbatimChar"/>
-        </w:rPr>
-        <w:t xml:space="preserve">|                                                                      |</w:t>
-      </w:r>
-      <w:r>
-        <w:br/>
-      </w:r>
-      <w:r>
-        <w:rPr>
-          <w:rStyle w:val="VerbatimChar"/>
-        </w:rPr>
-        <w:t xml:space="preserve">|  ⏳ </w:t>
-      </w:r>
-      <w:r>
-        <w:rPr>
-          <w:rStyle w:val="VerbatimChar"/>
-          <w:rFonts w:hint="eastAsia"/>
-        </w:rPr>
-        <w:t xml:space="preserve">待同步佇列:</w:t>
-      </w:r>
-      <w:r>
-        <w:rPr>
-          <w:rStyle w:val="VerbatimChar"/>
-        </w:rPr>
-        <w:t xml:space="preserve"> 0 </w:t>
-      </w:r>
-      <w:r>
-        <w:rPr>
-          <w:rStyle w:val="VerbatimChar"/>
-          <w:rFonts w:hint="eastAsia"/>
-        </w:rPr>
-        <w:t xml:space="preserve">筆</w:t>
-      </w:r>
-      <w:r>
-        <w:rPr>
-          <w:rStyle w:val="VerbatimChar"/>
-        </w:rPr>
-        <w:t xml:space="preserve">                    </w:t>
-      </w:r>
-      <w:r>
-        <w:rPr>
-          <w:rStyle w:val="VerbatimChar"/>
-          <w:rFonts w:hint="eastAsia"/>
-        </w:rPr>
-        <w:t xml:space="preserve">[強制同步]</w:t>
-      </w:r>
-      <w:r>
-        <w:rPr>
-          <w:rStyle w:val="VerbatimChar"/>
-        </w:rPr>
-        <w:t xml:space="preserve">                   |</w:t>
-      </w:r>
-      <w:r>
-        <w:br/>
-      </w:r>
-      <w:r>
-        <w:rPr>
-          <w:rStyle w:val="VerbatimChar"/>
-        </w:rPr>
-        <w:t xml:space="preserve">|                                                                      |</w:t>
-      </w:r>
-      <w:r>
-        <w:br/>
-      </w:r>
-      <w:r>
-        <w:rPr>
-          <w:rStyle w:val="VerbatimChar"/>
-        </w:rPr>
-        <w:t xml:space="preserve">+======================================================================+</w:t>
+        <w:pStyle w:val="CaptionedFigure"/>
+      </w:pPr>
+      <w:r>
+        <w:drawing>
+          <wp:inline>
+            <wp:extent cx="5334000" cy="3333750"/>
+            <wp:effectExtent b="0" l="0" r="0" t="0"/>
+            <wp:docPr descr="中心錢包轉入轉出" title="" id="41" name="Picture"/>
+            <a:graphic>
+              <a:graphicData uri="http://schemas.openxmlformats.org/drawingml/2006/picture">
+                <pic:pic>
+                  <pic:nvPicPr>
+                    <pic:cNvPr descr="../assets/mockup_std_wallet.png" id="42" name="Picture"/>
+                    <pic:cNvPicPr>
+                      <a:picLocks noChangeArrowheads="1" noChangeAspect="1"/>
+                    </pic:cNvPicPr>
+                  </pic:nvPicPr>
+                  <pic:blipFill>
+                    <a:blip r:embed="rId40"/>
+                    <a:stretch>
+                      <a:fillRect/>
+                    </a:stretch>
+                  </pic:blipFill>
+                  <pic:spPr bwMode="auto">
+                    <a:xfrm>
+                      <a:off x="0" y="0"/>
+                      <a:ext cx="5334000" cy="3333750"/>
+                    </a:xfrm>
+                    <a:prstGeom prst="rect">
+                      <a:avLst/>
+                    </a:prstGeom>
+                    <a:noFill/>
+                    <a:ln w="9525">
+                      <a:noFill/>
+                      <a:headEnd/>
+                      <a:tailEnd/>
+                    </a:ln>
+                  </pic:spPr>
+                </pic:pic>
+              </a:graphicData>
+            </a:graphic>
+          </wp:inline>
+        </w:drawing>
+      </w:r>
+    </w:p>
+    <w:p>
+      <w:pPr>
+        <w:pStyle w:val="ImageCaption"/>
+      </w:pPr>
+      <w:r>
+        <w:rPr>
+          <w:rFonts w:hint="eastAsia"/>
+        </w:rPr>
+        <w:t xml:space="preserve">中心錢包轉入轉出</w:t>
       </w:r>
     </w:p>
     <w:p>
@@ -4761,9 +2639,9 @@
         </w:pict>
       </w:r>
     </w:p>
-    <w:bookmarkEnd w:id="28"/>
-    <w:bookmarkEnd w:id="29"/>
-    <w:bookmarkStart w:id="32" w:name="詳細操作流程與usecase"/>
+    <w:bookmarkEnd w:id="43"/>
+    <w:bookmarkEnd w:id="44"/>
+    <w:bookmarkStart w:id="47" w:name="詳細操作流程與usecase"/>
     <w:p>
       <w:pPr>
         <w:pStyle w:val="Heading2"/>
@@ -4778,7 +2656,7 @@
         <w:t xml:space="preserve">詳細操作流程與UseCase</w:t>
       </w:r>
     </w:p>
-    <w:bookmarkStart w:id="30" w:name="use-case-1-多帳號分級權限操作"/>
+    <w:bookmarkStart w:id="45" w:name="use-case-1-多帳號分級權限操作"/>
     <w:p>
       <w:pPr>
         <w:pStyle w:val="Heading3"/>
@@ -4913,8 +2791,8 @@
         </w:pict>
       </w:r>
     </w:p>
-    <w:bookmarkEnd w:id="30"/>
-    <w:bookmarkStart w:id="31" w:name="use-case-2-第三方遊戲轉入轉出"/>
+    <w:bookmarkEnd w:id="45"/>
+    <w:bookmarkStart w:id="46" w:name="use-case-2-第三方遊戲轉入轉出"/>
     <w:p>
       <w:pPr>
         <w:pStyle w:val="Heading3"/>
@@ -5100,9 +2978,9 @@
         </w:pict>
       </w:r>
     </w:p>
-    <w:bookmarkEnd w:id="31"/>
-    <w:bookmarkEnd w:id="32"/>
-    <w:bookmarkStart w:id="35" w:name="共用元件規範"/>
+    <w:bookmarkEnd w:id="46"/>
+    <w:bookmarkEnd w:id="47"/>
+    <w:bookmarkStart w:id="50" w:name="共用元件規範"/>
     <w:p>
       <w:pPr>
         <w:pStyle w:val="Heading2"/>
@@ -5117,7 +2995,7 @@
         <w:t xml:space="preserve">共用元件規範</w:t>
       </w:r>
     </w:p>
-    <w:bookmarkStart w:id="33" w:name="按鈕元件"/>
+    <w:bookmarkStart w:id="48" w:name="按鈕元件"/>
     <w:p>
       <w:pPr>
         <w:pStyle w:val="Heading3"/>
@@ -5355,8 +3233,8 @@
         </w:tc>
       </w:tr>
     </w:tbl>
-    <w:bookmarkEnd w:id="33"/>
-    <w:bookmarkStart w:id="34" w:name="圖表元件"/>
+    <w:bookmarkEnd w:id="48"/>
+    <w:bookmarkStart w:id="49" w:name="圖表元件"/>
     <w:p>
       <w:pPr>
         <w:pStyle w:val="Heading3"/>
@@ -5423,9 +3301,9 @@
         </w:pict>
       </w:r>
     </w:p>
-    <w:bookmarkEnd w:id="34"/>
-    <w:bookmarkEnd w:id="35"/>
-    <w:bookmarkStart w:id="38" w:name="路由結構"/>
+    <w:bookmarkEnd w:id="49"/>
+    <w:bookmarkEnd w:id="50"/>
+    <w:bookmarkStart w:id="53" w:name="路由結構"/>
     <w:p>
       <w:pPr>
         <w:pStyle w:val="Heading2"/>
@@ -5440,7 +3318,7 @@
         <w:t xml:space="preserve">路由結構</w:t>
       </w:r>
     </w:p>
-    <w:bookmarkStart w:id="36" w:name="集中式後台路由"/>
+    <w:bookmarkStart w:id="51" w:name="集中式後台路由"/>
     <w:p>
       <w:pPr>
         <w:pStyle w:val="Heading3"/>
@@ -5886,8 +3764,8 @@
         </w:tc>
       </w:tr>
     </w:tbl>
-    <w:bookmarkEnd w:id="36"/>
-    <w:bookmarkStart w:id="37" w:name="單機本地後台路由"/>
+    <w:bookmarkEnd w:id="51"/>
+    <w:bookmarkStart w:id="52" w:name="單機本地後台路由"/>
     <w:p>
       <w:pPr>
         <w:pStyle w:val="Heading3"/>
@@ -6261,9 +4139,9 @@
         </w:pict>
       </w:r>
     </w:p>
-    <w:bookmarkEnd w:id="37"/>
-    <w:bookmarkEnd w:id="38"/>
-    <w:bookmarkStart w:id="41" w:name="響應式設計規範"/>
+    <w:bookmarkEnd w:id="52"/>
+    <w:bookmarkEnd w:id="53"/>
+    <w:bookmarkStart w:id="56" w:name="響應式設計規範"/>
     <w:p>
       <w:pPr>
         <w:pStyle w:val="Heading2"/>
@@ -6278,7 +4156,7 @@
         <w:t xml:space="preserve">響應式設計規範</w:t>
       </w:r>
     </w:p>
-    <w:bookmarkStart w:id="39" w:name="斷點設計"/>
+    <w:bookmarkStart w:id="54" w:name="斷點設計"/>
     <w:p>
       <w:pPr>
         <w:pStyle w:val="Heading3"/>
@@ -6466,8 +4344,8 @@
         </w:tc>
       </w:tr>
     </w:tbl>
-    <w:bookmarkEnd w:id="39"/>
-    <w:bookmarkStart w:id="40" w:name="觸控優化"/>
+    <w:bookmarkEnd w:id="54"/>
+    <w:bookmarkStart w:id="55" w:name="觸控優化"/>
     <w:p>
       <w:pPr>
         <w:pStyle w:val="Heading3"/>
@@ -6537,9 +4415,9 @@
         </w:pict>
       </w:r>
     </w:p>
-    <w:bookmarkEnd w:id="40"/>
-    <w:bookmarkEnd w:id="41"/>
-    <w:bookmarkStart w:id="44" w:name="附錄"/>
+    <w:bookmarkEnd w:id="55"/>
+    <w:bookmarkEnd w:id="56"/>
+    <w:bookmarkStart w:id="59" w:name="附錄"/>
     <w:p>
       <w:pPr>
         <w:pStyle w:val="Heading2"/>
@@ -6554,7 +4432,7 @@
         <w:t xml:space="preserve">附錄</w:t>
       </w:r>
     </w:p>
-    <w:bookmarkStart w:id="42" w:name="術語表"/>
+    <w:bookmarkStart w:id="57" w:name="術語表"/>
     <w:p>
       <w:pPr>
         <w:pStyle w:val="Heading3"/>
@@ -6802,8 +4680,8 @@
         </w:tc>
       </w:tr>
     </w:tbl>
-    <w:bookmarkEnd w:id="42"/>
-    <w:bookmarkStart w:id="43" w:name="版本歷史"/>
+    <w:bookmarkEnd w:id="57"/>
+    <w:bookmarkStart w:id="58" w:name="版本歷史"/>
     <w:p>
       <w:pPr>
         <w:pStyle w:val="Heading3"/>
@@ -6942,9 +4820,9 @@
         </w:tc>
       </w:tr>
     </w:tbl>
-    <w:bookmarkEnd w:id="43"/>
-    <w:bookmarkEnd w:id="44"/>
-    <w:bookmarkEnd w:id="45"/>
+    <w:bookmarkEnd w:id="58"/>
+    <w:bookmarkEnd w:id="59"/>
+    <w:bookmarkEnd w:id="60"/>
     <w:sectPr>
       <w:footnotePr>
         <w:numRestart w:val="eachSect"/>
